--- a/Docs/ISIS1225 - AnalisisReto-TEMPLATE RETO.docx
+++ b/Docs/ISIS1225 - AnalisisReto-TEMPLATE RETO.docx
@@ -4,7 +4,7 @@
   <w:body>
     <w:p>
       <w:pPr>
-        <w:pStyle w:val="Ttulo"/>
+        <w:pStyle w:val="Title"/>
         <w:jc w:val="center"/>
         <w:rPr>
           <w:b/>
@@ -26,53 +26,112 @@
       <w:pPr>
         <w:jc w:val="right"/>
         <w:rPr>
-          <w:rStyle w:val="nfasis"/>
+          <w:rStyle w:val="Emphasis"/>
           <w:lang w:val="pt-BR"/>
         </w:rPr>
       </w:pPr>
       <w:r>
         <w:rPr>
-          <w:rStyle w:val="nfasis"/>
+          <w:rStyle w:val="Emphasis"/>
           <w:lang w:val="pt-BR"/>
         </w:rPr>
-        <w:t>Estudiante 1, código 1, email 1</w:t>
-      </w:r>
+        <w:t>Juan Esteban Almonacid,</w:t>
+      </w:r>
+      <w:proofErr w:type="gramStart"/>
+      <w:r>
+        <w:rPr>
+          <w:rStyle w:val="Emphasis"/>
+          <w:lang w:val="pt-BR"/>
+        </w:rPr>
+        <w:t>202521284,je.almonacid@uniandes.edu.co</w:t>
+      </w:r>
+      <w:proofErr w:type="gramEnd"/>
     </w:p>
     <w:p>
       <w:pPr>
         <w:jc w:val="right"/>
         <w:rPr>
-          <w:rStyle w:val="nfasis"/>
+          <w:rStyle w:val="Emphasis"/>
           <w:lang w:val="pt-BR"/>
         </w:rPr>
       </w:pPr>
-      <w:r>
-        <w:rPr>
-          <w:rStyle w:val="nfasis"/>
+      <w:proofErr w:type="spellStart"/>
+      <w:r>
+        <w:rPr>
+          <w:rStyle w:val="Emphasis"/>
           <w:lang w:val="pt-BR"/>
         </w:rPr>
-        <w:t>Estudiante 2, código 2, email 2</w:t>
+        <w:t>Estudiante</w:t>
+      </w:r>
+      <w:proofErr w:type="spellEnd"/>
+      <w:r>
+        <w:rPr>
+          <w:rStyle w:val="Emphasis"/>
+          <w:lang w:val="pt-BR"/>
+        </w:rPr>
+        <w:t xml:space="preserve"> 2, código 2, </w:t>
+      </w:r>
+      <w:proofErr w:type="spellStart"/>
+      <w:r>
+        <w:rPr>
+          <w:rStyle w:val="Emphasis"/>
+          <w:lang w:val="pt-BR"/>
+        </w:rPr>
+        <w:t>email</w:t>
+      </w:r>
+      <w:proofErr w:type="spellEnd"/>
+      <w:r>
+        <w:rPr>
+          <w:rStyle w:val="Emphasis"/>
+          <w:lang w:val="pt-BR"/>
+        </w:rPr>
+        <w:t xml:space="preserve"> 2</w:t>
       </w:r>
     </w:p>
     <w:p>
       <w:pPr>
         <w:jc w:val="right"/>
         <w:rPr>
-          <w:rStyle w:val="nfasis"/>
+          <w:rStyle w:val="Emphasis"/>
           <w:lang w:val="pt-BR"/>
         </w:rPr>
       </w:pPr>
-      <w:r>
-        <w:rPr>
-          <w:rStyle w:val="nfasis"/>
+      <w:proofErr w:type="spellStart"/>
+      <w:r>
+        <w:rPr>
+          <w:rStyle w:val="Emphasis"/>
           <w:lang w:val="pt-BR"/>
         </w:rPr>
-        <w:t>Estudiante 3, código 3, email 3</w:t>
+        <w:t>Estudiante</w:t>
+      </w:r>
+      <w:proofErr w:type="spellEnd"/>
+      <w:r>
+        <w:rPr>
+          <w:rStyle w:val="Emphasis"/>
+          <w:lang w:val="pt-BR"/>
+        </w:rPr>
+        <w:t xml:space="preserve"> 3, código 3, </w:t>
+      </w:r>
+      <w:proofErr w:type="spellStart"/>
+      <w:r>
+        <w:rPr>
+          <w:rStyle w:val="Emphasis"/>
+          <w:lang w:val="pt-BR"/>
+        </w:rPr>
+        <w:t>email</w:t>
+      </w:r>
+      <w:proofErr w:type="spellEnd"/>
+      <w:r>
+        <w:rPr>
+          <w:rStyle w:val="Emphasis"/>
+          <w:lang w:val="pt-BR"/>
+        </w:rPr>
+        <w:t xml:space="preserve"> 3</w:t>
       </w:r>
     </w:p>
     <w:p>
       <w:pPr>
-        <w:pStyle w:val="Ttulo1"/>
+        <w:pStyle w:val="Heading1"/>
         <w:rPr>
           <w:b/>
           <w:bCs/>
@@ -101,7 +160,7 @@
           <w:bCs/>
           <w:lang w:val="es-419"/>
         </w:rPr>
-        <w:t>n</w:t>
+        <w:t>1</w:t>
       </w:r>
       <w:r>
         <w:rPr>
@@ -127,7 +186,7 @@
     </w:p>
     <w:p>
       <w:pPr>
-        <w:pStyle w:val="Ttulo2"/>
+        <w:pStyle w:val="Heading2"/>
         <w:rPr>
           <w:b/>
           <w:bCs/>
@@ -153,24 +212,19 @@
         <w:rPr>
           <w:lang w:val="es-419"/>
         </w:rPr>
-        <w:t xml:space="preserve">Breve </w:t>
-      </w:r>
-      <w:r>
-        <w:rPr>
-          <w:lang w:val="es-419"/>
-        </w:rPr>
-        <w:t>descripción</w:t>
-      </w:r>
-      <w:r>
-        <w:rPr>
-          <w:lang w:val="es-419"/>
-        </w:rPr>
-        <w:t xml:space="preserve"> de como abordaron la implementación del requerimiento</w:t>
-      </w:r>
+        <w:t>Este requerimiento se basa en recibir un catalogo el cual es un array list con todos los computadores y nombre de una marca y va a retornar la cantidad de computadores de la marca ademas de su promedio de precio ram vram cpu y el año en que salieron ademas de incluir los minimos y maximos de estas categorias. Y por ultimo entrega los dos computadores de los extremos el mas barato y el mas caro.</w:t>
+      </w:r>
+    </w:p>
+    <w:p>
+      <w:pPr>
+        <w:rPr>
+          <w:lang w:val="es-419"/>
+        </w:rPr>
+      </w:pPr>
     </w:p>
     <w:tbl>
       <w:tblPr>
-        <w:tblStyle w:val="Tablaconcuadrcula"/>
+        <w:tblStyle w:val="TableGrid"/>
         <w:tblW w:w="9360" w:type="dxa"/>
         <w:tblLayout w:type="fixed"/>
         <w:tblLook w:val="06A0" w:firstRow="1" w:lastRow="0" w:firstColumn="1" w:lastColumn="0" w:noHBand="1" w:noVBand="1"/>
@@ -224,13 +278,7 @@
               <w:rPr>
                 <w:lang w:val="es-419"/>
               </w:rPr>
-              <w:t>Parámetros</w:t>
-            </w:r>
-            <w:r>
-              <w:rPr>
-                <w:lang w:val="es-419"/>
-              </w:rPr>
-              <w:t xml:space="preserve"> necesarios para resolver el requerimiento.</w:t>
+              <w:t>Catalog, nombre_marca</w:t>
             </w:r>
           </w:p>
         </w:tc>
@@ -280,7 +328,7 @@
               <w:rPr>
                 <w:lang w:val="es-419"/>
               </w:rPr>
-              <w:t>Respuesta esperada del algoritmo.</w:t>
+              <w:t xml:space="preserve">Una tupla que cotiene Un diccionario con todos los requerimientos y el tiempo </w:t>
             </w:r>
           </w:p>
         </w:tc>
@@ -322,19 +370,13 @@
               <w:rPr>
                 <w:lang w:val="es-419"/>
               </w:rPr>
-              <w:t xml:space="preserve">Si se </w:t>
-            </w:r>
-            <w:r>
-              <w:rPr>
-                <w:lang w:val="es-419"/>
-              </w:rPr>
-              <w:t>implementó</w:t>
-            </w:r>
-            <w:r>
-              <w:rPr>
-                <w:lang w:val="es-419"/>
-              </w:rPr>
-              <w:t xml:space="preserve"> y quien lo hizo.</w:t>
+              <w:t>Si</w:t>
+            </w:r>
+            <w:r>
+              <w:rPr>
+                <w:lang w:val="es-419"/>
+              </w:rPr>
+              <w:t>, Juan Esteban Almonacid</w:t>
             </w:r>
           </w:p>
         </w:tc>
@@ -349,7 +391,7 @@
     </w:p>
     <w:p>
       <w:pPr>
-        <w:pStyle w:val="Ttulo2"/>
+        <w:pStyle w:val="Heading2"/>
         <w:rPr>
           <w:b/>
           <w:bCs/>
@@ -392,7 +434,7 @@
     </w:p>
     <w:tbl>
       <w:tblPr>
-        <w:tblStyle w:val="Tablaconcuadrcula"/>
+        <w:tblStyle w:val="TableGrid"/>
         <w:tblW w:w="0" w:type="auto"/>
         <w:tblLayout w:type="fixed"/>
         <w:tblLook w:val="06A0" w:firstRow="1" w:lastRow="0" w:firstColumn="1" w:lastColumn="0" w:noHBand="1" w:noVBand="1"/>
@@ -462,7 +504,7 @@
               <w:rPr>
                 <w:lang w:val="es-419"/>
               </w:rPr>
-              <w:t>Paso 1</w:t>
+              <w:t>Crear contadores</w:t>
             </w:r>
           </w:p>
         </w:tc>
@@ -480,7 +522,19 @@
               <w:rPr>
                 <w:lang w:val="es-419"/>
               </w:rPr>
-              <w:t>O(...)</w:t>
+              <w:t>O(</w:t>
+            </w:r>
+            <w:r>
+              <w:rPr>
+                <w:lang w:val="es-419"/>
+              </w:rPr>
+              <w:t>1</w:t>
+            </w:r>
+            <w:r>
+              <w:rPr>
+                <w:lang w:val="es-419"/>
+              </w:rPr>
+              <w:t>)</w:t>
             </w:r>
           </w:p>
         </w:tc>
@@ -500,7 +554,7 @@
               <w:rPr>
                 <w:lang w:val="es-419"/>
               </w:rPr>
-              <w:t xml:space="preserve">Paso 2 </w:t>
+              <w:t>Obtener tamaño</w:t>
             </w:r>
           </w:p>
         </w:tc>
@@ -518,7 +572,19 @@
               <w:rPr>
                 <w:lang w:val="es-419"/>
               </w:rPr>
-              <w:t>O(...)</w:t>
+              <w:t>O(</w:t>
+            </w:r>
+            <w:r>
+              <w:rPr>
+                <w:lang w:val="es-419"/>
+              </w:rPr>
+              <w:t>1</w:t>
+            </w:r>
+            <w:r>
+              <w:rPr>
+                <w:lang w:val="es-419"/>
+              </w:rPr>
+              <w:t>)</w:t>
             </w:r>
           </w:p>
         </w:tc>
@@ -538,7 +604,7 @@
               <w:rPr>
                 <w:lang w:val="es-419"/>
               </w:rPr>
-              <w:t>Paso ….</w:t>
+              <w:t>Si coincide la marca hace las comparaciones</w:t>
             </w:r>
           </w:p>
         </w:tc>
@@ -556,7 +622,19 @@
               <w:rPr>
                 <w:lang w:val="es-419"/>
               </w:rPr>
-              <w:t>O(...)</w:t>
+              <w:t>O(</w:t>
+            </w:r>
+            <w:r>
+              <w:rPr>
+                <w:lang w:val="es-419"/>
+              </w:rPr>
+              <w:t>N</w:t>
+            </w:r>
+            <w:r>
+              <w:rPr>
+                <w:lang w:val="es-419"/>
+              </w:rPr>
+              <w:t>)</w:t>
             </w:r>
           </w:p>
         </w:tc>
@@ -610,7 +688,27 @@
                 <w:iCs/>
                 <w:lang w:val="es-419"/>
               </w:rPr>
-              <w:t>O(...)</w:t>
+              <w:t>O(</w:t>
+            </w:r>
+            <w:r>
+              <w:rPr>
+                <w:b/>
+                <w:bCs/>
+                <w:i/>
+                <w:iCs/>
+                <w:lang w:val="es-419"/>
+              </w:rPr>
+              <w:t>N</w:t>
+            </w:r>
+            <w:r>
+              <w:rPr>
+                <w:b/>
+                <w:bCs/>
+                <w:i/>
+                <w:iCs/>
+                <w:lang w:val="es-419"/>
+              </w:rPr>
+              <w:t>)</w:t>
             </w:r>
           </w:p>
         </w:tc>
@@ -626,7 +724,7 @@
     </w:p>
     <w:p>
       <w:pPr>
-        <w:pStyle w:val="Ttulo2"/>
+        <w:pStyle w:val="Heading2"/>
         <w:rPr>
           <w:b/>
           <w:bCs/>
@@ -652,12 +750,19 @@
         <w:rPr>
           <w:lang w:val="es-419"/>
         </w:rPr>
-        <w:t>Análisis de resultados de la implementación, tener cuenta las pruebas realizadas y el analisis de complejidad.</w:t>
+        <w:t>La complejidad es de O(N) debido a que se tiene que recorrer toda la lista y buscar y como get_element es O(1) no esta haciendo dos recorridos y por eso es que se queda con la complejidad de O(n)</w:t>
       </w:r>
     </w:p>
     <w:p>
       <w:pPr>
-        <w:pStyle w:val="Ttulo1"/>
+        <w:rPr>
+          <w:lang w:val="es-419"/>
+        </w:rPr>
+      </w:pPr>
+    </w:p>
+    <w:p>
+      <w:pPr>
+        <w:pStyle w:val="Heading1"/>
         <w:rPr>
           <w:b/>
           <w:bCs/>
@@ -670,7 +775,7 @@
           <w:bCs/>
           <w:lang w:val="es-419"/>
         </w:rPr>
-        <w:t xml:space="preserve">Requerimiento </w:t>
+        <w:t>Requerimiento &lt;&lt;</w:t>
       </w:r>
       <w:r>
         <w:rPr>
@@ -678,7 +783,15 @@
           <w:bCs/>
           <w:lang w:val="es-419"/>
         </w:rPr>
-        <w:t>Ejemplo</w:t>
+        <w:t>4</w:t>
+      </w:r>
+      <w:r>
+        <w:rPr>
+          <w:b/>
+          <w:bCs/>
+          <w:lang w:val="es-419"/>
+        </w:rPr>
+        <w:t>&gt;&gt;</w:t>
       </w:r>
     </w:p>
     <w:p>
@@ -687,10 +800,16 @@
           <w:lang w:val="es-419"/>
         </w:rPr>
       </w:pPr>
+      <w:r>
+        <w:rPr>
+          <w:lang w:val="es-419"/>
+        </w:rPr>
+        <w:t>Plantilla para el documentar y analizar cada uno de los requerimientos.</w:t>
+      </w:r>
     </w:p>
     <w:p>
       <w:pPr>
-        <w:pStyle w:val="Ttulo2"/>
+        <w:pStyle w:val="Heading2"/>
         <w:rPr>
           <w:b/>
           <w:bCs/>
@@ -704,6 +823,1176 @@
           <w:lang w:val="es-419"/>
         </w:rPr>
         <w:lastRenderedPageBreak/>
+        <w:t>Descripción</w:t>
+      </w:r>
+    </w:p>
+    <w:p>
+      <w:pPr>
+        <w:rPr>
+          <w:lang w:val="es-419"/>
+        </w:rPr>
+      </w:pPr>
+    </w:p>
+    <w:p>
+      <w:pPr>
+        <w:rPr>
+          <w:lang w:val="es-419"/>
+        </w:rPr>
+      </w:pPr>
+      <w:r>
+        <w:rPr>
+          <w:lang w:val="es-419"/>
+        </w:rPr>
+        <w:t xml:space="preserve">Este requerimiento se basa en recibir el mismo tipo de array list que el requerimiento uno y ademas recibe dos parametros que es la marca del cpu y el modelo de la gpu. Nos va a retornar la cantidad de computadores que satisfacen estas condiciones ademas de su promedio  del precio ram vram y cpu boost. Y por ultimo retorna los dos computadores mas caros con el menor peso </w:t>
+      </w:r>
+    </w:p>
+    <w:tbl>
+      <w:tblPr>
+        <w:tblStyle w:val="TableGrid"/>
+        <w:tblW w:w="9360" w:type="dxa"/>
+        <w:tblLayout w:type="fixed"/>
+        <w:tblLook w:val="06A0" w:firstRow="1" w:lastRow="0" w:firstColumn="1" w:lastColumn="0" w:noHBand="1" w:noVBand="1"/>
+      </w:tblPr>
+      <w:tblGrid>
+        <w:gridCol w:w="3060"/>
+        <w:gridCol w:w="6300"/>
+      </w:tblGrid>
+      <w:tr>
+        <w:tc>
+          <w:tcPr>
+            <w:tcW w:w="3060" w:type="dxa"/>
+          </w:tcPr>
+          <w:p>
+            <w:pPr>
+              <w:rPr>
+                <w:b/>
+                <w:bCs/>
+                <w:lang w:val="es-419"/>
+              </w:rPr>
+            </w:pPr>
+            <w:r>
+              <w:rPr>
+                <w:b/>
+                <w:bCs/>
+                <w:lang w:val="es-419"/>
+              </w:rPr>
+              <w:t xml:space="preserve">Entrada </w:t>
+            </w:r>
+          </w:p>
+        </w:tc>
+        <w:tc>
+          <w:tcPr>
+            <w:tcW w:w="6300" w:type="dxa"/>
+          </w:tcPr>
+          <w:p>
+            <w:pPr>
+              <w:rPr>
+                <w:lang w:val="es-419"/>
+              </w:rPr>
+            </w:pPr>
+            <w:r>
+              <w:rPr>
+                <w:lang w:val="es-419"/>
+              </w:rPr>
+              <w:t>Catalog, cpu_brand, gpu_model</w:t>
+            </w:r>
+          </w:p>
+        </w:tc>
+      </w:tr>
+      <w:tr>
+        <w:tc>
+          <w:tcPr>
+            <w:tcW w:w="3060" w:type="dxa"/>
+          </w:tcPr>
+          <w:p>
+            <w:pPr>
+              <w:rPr>
+                <w:b/>
+                <w:bCs/>
+                <w:lang w:val="es-419"/>
+              </w:rPr>
+            </w:pPr>
+            <w:r>
+              <w:rPr>
+                <w:b/>
+                <w:bCs/>
+                <w:lang w:val="es-419"/>
+              </w:rPr>
+              <w:t>Salidas</w:t>
+            </w:r>
+          </w:p>
+        </w:tc>
+        <w:tc>
+          <w:tcPr>
+            <w:tcW w:w="6300" w:type="dxa"/>
+          </w:tcPr>
+          <w:p>
+            <w:pPr>
+              <w:rPr>
+                <w:lang w:val="es-419"/>
+              </w:rPr>
+            </w:pPr>
+            <w:r>
+              <w:rPr>
+                <w:lang w:val="es-419"/>
+              </w:rPr>
+              <w:t>Una tupla que cotiene Un diccionario con todos los requerimientos y el tiempo</w:t>
+            </w:r>
+          </w:p>
+        </w:tc>
+      </w:tr>
+      <w:tr>
+        <w:tc>
+          <w:tcPr>
+            <w:tcW w:w="3060" w:type="dxa"/>
+          </w:tcPr>
+          <w:p>
+            <w:pPr>
+              <w:rPr>
+                <w:b/>
+                <w:bCs/>
+                <w:lang w:val="es-419"/>
+              </w:rPr>
+            </w:pPr>
+            <w:r>
+              <w:rPr>
+                <w:b/>
+                <w:bCs/>
+                <w:lang w:val="es-419"/>
+              </w:rPr>
+              <w:t>Implementado (Sí/No)</w:t>
+            </w:r>
+          </w:p>
+        </w:tc>
+        <w:tc>
+          <w:tcPr>
+            <w:tcW w:w="6300" w:type="dxa"/>
+          </w:tcPr>
+          <w:p>
+            <w:pPr>
+              <w:rPr>
+                <w:lang w:val="es-419"/>
+              </w:rPr>
+            </w:pPr>
+            <w:r>
+              <w:rPr>
+                <w:lang w:val="es-419"/>
+              </w:rPr>
+              <w:t>Si</w:t>
+            </w:r>
+            <w:r>
+              <w:rPr>
+                <w:lang w:val="es-419"/>
+              </w:rPr>
+              <w:t>, Juan Esteban Almonacid</w:t>
+            </w:r>
+          </w:p>
+        </w:tc>
+      </w:tr>
+    </w:tbl>
+    <w:p>
+      <w:pPr>
+        <w:rPr>
+          <w:lang w:val="es-419"/>
+        </w:rPr>
+      </w:pPr>
+    </w:p>
+    <w:p>
+      <w:pPr>
+        <w:pStyle w:val="Heading2"/>
+        <w:rPr>
+          <w:b/>
+          <w:bCs/>
+          <w:lang w:val="es-419"/>
+        </w:rPr>
+      </w:pPr>
+      <w:r>
+        <w:rPr>
+          <w:b/>
+          <w:bCs/>
+          <w:lang w:val="es-419"/>
+        </w:rPr>
+        <w:t>Análisis de complejidad</w:t>
+      </w:r>
+    </w:p>
+    <w:p>
+      <w:pPr>
+        <w:rPr>
+          <w:lang w:val="es-419"/>
+        </w:rPr>
+      </w:pPr>
+      <w:r>
+        <w:rPr>
+          <w:lang w:val="es-419"/>
+        </w:rPr>
+        <w:t>Análisis de complejidad de cada uno de los pasos del algoritmo</w:t>
+      </w:r>
+    </w:p>
+    <w:tbl>
+      <w:tblPr>
+        <w:tblStyle w:val="TableGrid"/>
+        <w:tblW w:w="0" w:type="auto"/>
+        <w:tblLayout w:type="fixed"/>
+        <w:tblLook w:val="06A0" w:firstRow="1" w:lastRow="0" w:firstColumn="1" w:lastColumn="0" w:noHBand="1" w:noVBand="1"/>
+      </w:tblPr>
+      <w:tblGrid>
+        <w:gridCol w:w="5070"/>
+        <w:gridCol w:w="4275"/>
+      </w:tblGrid>
+      <w:tr>
+        <w:tc>
+          <w:tcPr>
+            <w:tcW w:w="5070" w:type="dxa"/>
+          </w:tcPr>
+          <w:p>
+            <w:pPr>
+              <w:rPr>
+                <w:b/>
+                <w:bCs/>
+                <w:lang w:val="es-419"/>
+              </w:rPr>
+            </w:pPr>
+          </w:p>
+          <w:p>
+            <w:pPr>
+              <w:rPr>
+                <w:b/>
+                <w:bCs/>
+                <w:lang w:val="es-419"/>
+              </w:rPr>
+            </w:pPr>
+          </w:p>
+        </w:tc>
+        <w:tc>
+          <w:tcPr>
+            <w:tcW w:w="4275" w:type="dxa"/>
+          </w:tcPr>
+          <w:p>
+            <w:pPr>
+              <w:rPr>
+                <w:b/>
+                <w:bCs/>
+                <w:lang w:val="es-419"/>
+              </w:rPr>
+            </w:pPr>
+            <w:r>
+              <w:rPr>
+                <w:b/>
+                <w:bCs/>
+                <w:lang w:val="es-419"/>
+              </w:rPr>
+              <w:t>Complejidad</w:t>
+            </w:r>
+          </w:p>
+        </w:tc>
+      </w:tr>
+      <w:tr>
+        <w:tc>
+          <w:tcPr>
+            <w:tcW w:w="5070" w:type="dxa"/>
+          </w:tcPr>
+          <w:p>
+            <w:pPr>
+              <w:rPr>
+                <w:lang w:val="es-419"/>
+              </w:rPr>
+            </w:pPr>
+            <w:r>
+              <w:rPr>
+                <w:lang w:val="es-419"/>
+              </w:rPr>
+              <w:t>Creare Variables</w:t>
+            </w:r>
+          </w:p>
+        </w:tc>
+        <w:tc>
+          <w:tcPr>
+            <w:tcW w:w="4275" w:type="dxa"/>
+          </w:tcPr>
+          <w:p>
+            <w:pPr>
+              <w:rPr>
+                <w:lang w:val="es-419"/>
+              </w:rPr>
+            </w:pPr>
+            <w:r>
+              <w:rPr>
+                <w:lang w:val="es-419"/>
+              </w:rPr>
+              <w:t>O(</w:t>
+            </w:r>
+            <w:r>
+              <w:rPr>
+                <w:lang w:val="es-419"/>
+              </w:rPr>
+              <w:t>1</w:t>
+            </w:r>
+            <w:r>
+              <w:rPr>
+                <w:lang w:val="es-419"/>
+              </w:rPr>
+              <w:t>)</w:t>
+            </w:r>
+          </w:p>
+        </w:tc>
+      </w:tr>
+      <w:tr>
+        <w:tc>
+          <w:tcPr>
+            <w:tcW w:w="5070" w:type="dxa"/>
+          </w:tcPr>
+          <w:p>
+            <w:pPr>
+              <w:rPr>
+                <w:lang w:val="es-419"/>
+              </w:rPr>
+            </w:pPr>
+            <w:r>
+              <w:rPr>
+                <w:lang w:val="es-419"/>
+              </w:rPr>
+              <w:t>Obtener lista y tamaño</w:t>
+            </w:r>
+          </w:p>
+        </w:tc>
+        <w:tc>
+          <w:tcPr>
+            <w:tcW w:w="4275" w:type="dxa"/>
+          </w:tcPr>
+          <w:p>
+            <w:pPr>
+              <w:rPr>
+                <w:lang w:val="es-419"/>
+              </w:rPr>
+            </w:pPr>
+            <w:r>
+              <w:rPr>
+                <w:lang w:val="es-419"/>
+              </w:rPr>
+              <w:t>O(</w:t>
+            </w:r>
+            <w:r>
+              <w:rPr>
+                <w:lang w:val="es-419"/>
+              </w:rPr>
+              <w:t>1</w:t>
+            </w:r>
+            <w:r>
+              <w:rPr>
+                <w:lang w:val="es-419"/>
+              </w:rPr>
+              <w:t>)</w:t>
+            </w:r>
+          </w:p>
+        </w:tc>
+      </w:tr>
+      <w:tr>
+        <w:tc>
+          <w:tcPr>
+            <w:tcW w:w="5070" w:type="dxa"/>
+          </w:tcPr>
+          <w:p>
+            <w:pPr>
+              <w:rPr>
+                <w:lang w:val="es-419"/>
+              </w:rPr>
+            </w:pPr>
+            <w:r>
+              <w:rPr>
+                <w:lang w:val="es-419"/>
+              </w:rPr>
+              <w:t>El bucle principal sobre los computadores</w:t>
+            </w:r>
+          </w:p>
+        </w:tc>
+        <w:tc>
+          <w:tcPr>
+            <w:tcW w:w="4275" w:type="dxa"/>
+          </w:tcPr>
+          <w:p>
+            <w:pPr>
+              <w:rPr>
+                <w:lang w:val="es-419"/>
+              </w:rPr>
+            </w:pPr>
+            <w:r>
+              <w:rPr>
+                <w:lang w:val="es-419"/>
+              </w:rPr>
+              <w:t>O(</w:t>
+            </w:r>
+            <w:r>
+              <w:rPr>
+                <w:lang w:val="es-419"/>
+              </w:rPr>
+              <w:t>n</w:t>
+            </w:r>
+            <w:r>
+              <w:rPr>
+                <w:lang w:val="es-419"/>
+              </w:rPr>
+              <w:t>)</w:t>
+            </w:r>
+          </w:p>
+        </w:tc>
+      </w:tr>
+      <w:tr>
+        <w:tc>
+          <w:tcPr>
+            <w:tcW w:w="5070" w:type="dxa"/>
+          </w:tcPr>
+          <w:p>
+            <w:pPr>
+              <w:rPr>
+                <w:b/>
+                <w:bCs/>
+                <w:i/>
+                <w:iCs/>
+                <w:lang w:val="es-419"/>
+              </w:rPr>
+            </w:pPr>
+            <w:r>
+              <w:rPr>
+                <w:b/>
+                <w:bCs/>
+                <w:i/>
+                <w:iCs/>
+                <w:lang w:val="es-419"/>
+              </w:rPr>
+              <w:t>TOTAL</w:t>
+            </w:r>
+          </w:p>
+        </w:tc>
+        <w:tc>
+          <w:tcPr>
+            <w:tcW w:w="4275" w:type="dxa"/>
+          </w:tcPr>
+          <w:p>
+            <w:pPr>
+              <w:rPr>
+                <w:b/>
+                <w:bCs/>
+                <w:i/>
+                <w:iCs/>
+                <w:lang w:val="es-419"/>
+              </w:rPr>
+            </w:pPr>
+            <w:r>
+              <w:rPr>
+                <w:b/>
+                <w:bCs/>
+                <w:i/>
+                <w:iCs/>
+                <w:lang w:val="es-419"/>
+              </w:rPr>
+              <w:t>O(</w:t>
+            </w:r>
+            <w:r>
+              <w:rPr>
+                <w:b/>
+                <w:bCs/>
+                <w:i/>
+                <w:iCs/>
+                <w:lang w:val="es-419"/>
+              </w:rPr>
+              <w:t>N</w:t>
+            </w:r>
+            <w:r>
+              <w:rPr>
+                <w:b/>
+                <w:bCs/>
+                <w:i/>
+                <w:iCs/>
+                <w:lang w:val="es-419"/>
+              </w:rPr>
+              <w:t>)</w:t>
+            </w:r>
+          </w:p>
+        </w:tc>
+      </w:tr>
+    </w:tbl>
+    <w:p>
+      <w:pPr>
+        <w:rPr>
+          <w:rFonts w:ascii="Dax-Regular" w:hAnsi="Dax-Regular"/>
+          <w:lang w:val="es-419"/>
+        </w:rPr>
+      </w:pPr>
+    </w:p>
+    <w:p>
+      <w:pPr>
+        <w:pStyle w:val="Heading2"/>
+        <w:rPr>
+          <w:b/>
+          <w:bCs/>
+          <w:lang w:val="es-419"/>
+        </w:rPr>
+      </w:pPr>
+      <w:r>
+        <w:rPr>
+          <w:b/>
+          <w:bCs/>
+          <w:lang w:val="es-419"/>
+        </w:rPr>
+        <w:t>Análisis</w:t>
+      </w:r>
+    </w:p>
+    <w:p>
+      <w:pPr>
+        <w:rPr>
+          <w:lang w:val="es-419"/>
+        </w:rPr>
+      </w:pPr>
+      <w:r>
+        <w:rPr>
+          <w:lang w:val="es-419"/>
+        </w:rPr>
+        <w:t>Igual que en el caso anterior la complejidad final termina siendo o de n debido a que cada interacion adentro del bucle es constante ya que sabemos que el get_element es o(1) quedanto con una complejidad final de o(n)</w:t>
+      </w:r>
+    </w:p>
+    <w:p>
+      <w:pPr>
+        <w:pStyle w:val="Heading1"/>
+        <w:rPr>
+          <w:b/>
+          <w:bCs/>
+          <w:lang w:val="es-419"/>
+        </w:rPr>
+      </w:pPr>
+      <w:r>
+        <w:rPr>
+          <w:b/>
+          <w:bCs/>
+          <w:lang w:val="es-419"/>
+        </w:rPr>
+        <w:t>Requerimiento &lt;&lt;</w:t>
+      </w:r>
+      <w:r>
+        <w:rPr>
+          <w:b/>
+          <w:bCs/>
+          <w:lang w:val="es-419"/>
+        </w:rPr>
+        <w:t>5</w:t>
+      </w:r>
+      <w:r>
+        <w:rPr>
+          <w:b/>
+          <w:bCs/>
+          <w:lang w:val="es-419"/>
+        </w:rPr>
+        <w:t>&gt;&gt;</w:t>
+      </w:r>
+    </w:p>
+    <w:p>
+      <w:pPr>
+        <w:rPr>
+          <w:lang w:val="es-419"/>
+        </w:rPr>
+      </w:pPr>
+      <w:r>
+        <w:rPr>
+          <w:lang w:val="es-419"/>
+        </w:rPr>
+        <w:t>Plantilla para el documentar y analizar cada uno de los requerimientos.</w:t>
+      </w:r>
+    </w:p>
+    <w:p>
+      <w:pPr>
+        <w:pStyle w:val="Heading2"/>
+        <w:rPr>
+          <w:b/>
+          <w:bCs/>
+          <w:lang w:val="es-419"/>
+        </w:rPr>
+      </w:pPr>
+      <w:r>
+        <w:rPr>
+          <w:b/>
+          <w:bCs/>
+          <w:lang w:val="es-419"/>
+        </w:rPr>
+        <w:t>Descripción</w:t>
+      </w:r>
+    </w:p>
+    <w:p>
+      <w:pPr>
+        <w:rPr>
+          <w:lang w:val="es-419"/>
+        </w:rPr>
+      </w:pPr>
+      <w:r>
+        <w:rPr>
+          <w:lang w:val="es-419"/>
+        </w:rPr>
+        <w:t>Este requerimiento se basa en recibir el mismo array list que en el requerimiento 1 y 4 solo que aca se aplican mas filtros. El primero que en caso de que el filtro sea barato nos va a devoler los que ademas cumplen las condiciones del display y un rango de años. Esto retorna la cantidad que cumple ademas del promedio de resolucion del precio  y de la gpu y el computador mas barato o caro dependiendo del primero filtro que cumple esas condiciones. Pero no es solo el computador si no el precio la resolucion la tier del gpu su peso y el año en el que salio</w:t>
+      </w:r>
+    </w:p>
+    <w:tbl>
+      <w:tblPr>
+        <w:tblStyle w:val="TableGrid"/>
+        <w:tblW w:w="9360" w:type="dxa"/>
+        <w:tblLayout w:type="fixed"/>
+        <w:tblLook w:val="06A0" w:firstRow="1" w:lastRow="0" w:firstColumn="1" w:lastColumn="0" w:noHBand="1" w:noVBand="1"/>
+      </w:tblPr>
+      <w:tblGrid>
+        <w:gridCol w:w="3060"/>
+        <w:gridCol w:w="6300"/>
+      </w:tblGrid>
+      <w:tr>
+        <w:tc>
+          <w:tcPr>
+            <w:tcW w:w="3060" w:type="dxa"/>
+          </w:tcPr>
+          <w:p>
+            <w:pPr>
+              <w:rPr>
+                <w:b/>
+                <w:bCs/>
+                <w:lang w:val="es-419"/>
+              </w:rPr>
+            </w:pPr>
+            <w:r>
+              <w:rPr>
+                <w:b/>
+                <w:bCs/>
+                <w:lang w:val="es-419"/>
+              </w:rPr>
+              <w:t xml:space="preserve">Entrada </w:t>
+            </w:r>
+          </w:p>
+        </w:tc>
+        <w:tc>
+          <w:tcPr>
+            <w:tcW w:w="6300" w:type="dxa"/>
+          </w:tcPr>
+          <w:p>
+            <w:pPr>
+              <w:rPr>
+                <w:lang w:val="es-419"/>
+              </w:rPr>
+            </w:pPr>
+            <w:r>
+              <w:rPr>
+                <w:lang w:val="es-419"/>
+              </w:rPr>
+              <w:t xml:space="preserve">Catalog, </w:t>
+            </w:r>
+            <w:r>
+              <w:rPr>
+                <w:lang w:val="es-419"/>
+              </w:rPr>
+              <w:t>filtro,resolucion,año_min, año max</w:t>
+            </w:r>
+          </w:p>
+        </w:tc>
+      </w:tr>
+      <w:tr>
+        <w:tc>
+          <w:tcPr>
+            <w:tcW w:w="3060" w:type="dxa"/>
+          </w:tcPr>
+          <w:p>
+            <w:pPr>
+              <w:rPr>
+                <w:b/>
+                <w:bCs/>
+                <w:lang w:val="es-419"/>
+              </w:rPr>
+            </w:pPr>
+            <w:r>
+              <w:rPr>
+                <w:b/>
+                <w:bCs/>
+                <w:lang w:val="es-419"/>
+              </w:rPr>
+              <w:t>Salidas</w:t>
+            </w:r>
+          </w:p>
+        </w:tc>
+        <w:tc>
+          <w:tcPr>
+            <w:tcW w:w="6300" w:type="dxa"/>
+          </w:tcPr>
+          <w:p>
+            <w:pPr>
+              <w:rPr>
+                <w:lang w:val="es-419"/>
+              </w:rPr>
+            </w:pPr>
+            <w:r>
+              <w:rPr>
+                <w:lang w:val="es-419"/>
+              </w:rPr>
+              <w:t xml:space="preserve">Una tupla que cotiene Un diccionario con todos los requerimientos y el tiempo </w:t>
+            </w:r>
+          </w:p>
+        </w:tc>
+      </w:tr>
+      <w:tr>
+        <w:tc>
+          <w:tcPr>
+            <w:tcW w:w="3060" w:type="dxa"/>
+          </w:tcPr>
+          <w:p>
+            <w:pPr>
+              <w:rPr>
+                <w:b/>
+                <w:bCs/>
+                <w:lang w:val="es-419"/>
+              </w:rPr>
+            </w:pPr>
+            <w:r>
+              <w:rPr>
+                <w:b/>
+                <w:bCs/>
+                <w:lang w:val="es-419"/>
+              </w:rPr>
+              <w:t>Implementado (Sí/No)</w:t>
+            </w:r>
+          </w:p>
+        </w:tc>
+        <w:tc>
+          <w:tcPr>
+            <w:tcW w:w="6300" w:type="dxa"/>
+          </w:tcPr>
+          <w:p>
+            <w:pPr>
+              <w:rPr>
+                <w:lang w:val="es-419"/>
+              </w:rPr>
+            </w:pPr>
+            <w:r>
+              <w:rPr>
+                <w:lang w:val="es-419"/>
+              </w:rPr>
+              <w:t>Si</w:t>
+            </w:r>
+            <w:r>
+              <w:rPr>
+                <w:lang w:val="es-419"/>
+              </w:rPr>
+              <w:t>, Juan Esteban Almonacid</w:t>
+            </w:r>
+          </w:p>
+        </w:tc>
+      </w:tr>
+    </w:tbl>
+    <w:p>
+      <w:pPr>
+        <w:rPr>
+          <w:lang w:val="es-419"/>
+        </w:rPr>
+      </w:pPr>
+    </w:p>
+    <w:p>
+      <w:pPr>
+        <w:pStyle w:val="Heading2"/>
+        <w:rPr>
+          <w:b/>
+          <w:bCs/>
+          <w:lang w:val="es-419"/>
+        </w:rPr>
+      </w:pPr>
+      <w:r>
+        <w:rPr>
+          <w:b/>
+          <w:bCs/>
+          <w:lang w:val="es-419"/>
+        </w:rPr>
+        <w:lastRenderedPageBreak/>
+        <w:t>Análisis de complejidad</w:t>
+      </w:r>
+    </w:p>
+    <w:p>
+      <w:pPr>
+        <w:rPr>
+          <w:lang w:val="es-419"/>
+        </w:rPr>
+      </w:pPr>
+      <w:r>
+        <w:rPr>
+          <w:lang w:val="es-419"/>
+        </w:rPr>
+        <w:t>Análisis de complejidad de cada uno de los pasos del algoritmo</w:t>
+      </w:r>
+    </w:p>
+    <w:tbl>
+      <w:tblPr>
+        <w:tblStyle w:val="TableGrid"/>
+        <w:tblW w:w="0" w:type="auto"/>
+        <w:tblLayout w:type="fixed"/>
+        <w:tblLook w:val="06A0" w:firstRow="1" w:lastRow="0" w:firstColumn="1" w:lastColumn="0" w:noHBand="1" w:noVBand="1"/>
+      </w:tblPr>
+      <w:tblGrid>
+        <w:gridCol w:w="5070"/>
+        <w:gridCol w:w="4275"/>
+      </w:tblGrid>
+      <w:tr>
+        <w:tc>
+          <w:tcPr>
+            <w:tcW w:w="5070" w:type="dxa"/>
+          </w:tcPr>
+          <w:p>
+            <w:pPr>
+              <w:rPr>
+                <w:b/>
+                <w:bCs/>
+                <w:lang w:val="es-419"/>
+              </w:rPr>
+            </w:pPr>
+            <w:r>
+              <w:rPr>
+                <w:b/>
+                <w:bCs/>
+                <w:lang w:val="es-419"/>
+              </w:rPr>
+              <w:t>Pasos</w:t>
+            </w:r>
+          </w:p>
+        </w:tc>
+        <w:tc>
+          <w:tcPr>
+            <w:tcW w:w="4275" w:type="dxa"/>
+          </w:tcPr>
+          <w:p>
+            <w:pPr>
+              <w:rPr>
+                <w:b/>
+                <w:bCs/>
+                <w:lang w:val="es-419"/>
+              </w:rPr>
+            </w:pPr>
+            <w:r>
+              <w:rPr>
+                <w:b/>
+                <w:bCs/>
+                <w:lang w:val="es-419"/>
+              </w:rPr>
+              <w:t>Complejidad</w:t>
+            </w:r>
+          </w:p>
+        </w:tc>
+      </w:tr>
+      <w:tr>
+        <w:tc>
+          <w:tcPr>
+            <w:tcW w:w="5070" w:type="dxa"/>
+          </w:tcPr>
+          <w:p>
+            <w:pPr>
+              <w:rPr>
+                <w:lang w:val="es-419"/>
+              </w:rPr>
+            </w:pPr>
+            <w:r>
+              <w:rPr>
+                <w:lang w:val="es-419"/>
+              </w:rPr>
+              <w:t xml:space="preserve">Contadores </w:t>
+            </w:r>
+          </w:p>
+        </w:tc>
+        <w:tc>
+          <w:tcPr>
+            <w:tcW w:w="4275" w:type="dxa"/>
+          </w:tcPr>
+          <w:p>
+            <w:pPr>
+              <w:rPr>
+                <w:lang w:val="es-419"/>
+              </w:rPr>
+            </w:pPr>
+            <w:r>
+              <w:rPr>
+                <w:lang w:val="es-419"/>
+              </w:rPr>
+              <w:t>O(</w:t>
+            </w:r>
+            <w:r>
+              <w:rPr>
+                <w:lang w:val="es-419"/>
+              </w:rPr>
+              <w:t>1</w:t>
+            </w:r>
+            <w:r>
+              <w:rPr>
+                <w:lang w:val="es-419"/>
+              </w:rPr>
+              <w:t>)</w:t>
+            </w:r>
+          </w:p>
+        </w:tc>
+      </w:tr>
+      <w:tr>
+        <w:tc>
+          <w:tcPr>
+            <w:tcW w:w="5070" w:type="dxa"/>
+          </w:tcPr>
+          <w:p>
+            <w:pPr>
+              <w:rPr>
+                <w:lang w:val="es-419"/>
+              </w:rPr>
+            </w:pPr>
+            <w:r>
+              <w:rPr>
+                <w:lang w:val="es-419"/>
+              </w:rPr>
+              <w:t>Obtener la lista y el tamaño</w:t>
+            </w:r>
+          </w:p>
+        </w:tc>
+        <w:tc>
+          <w:tcPr>
+            <w:tcW w:w="4275" w:type="dxa"/>
+          </w:tcPr>
+          <w:p>
+            <w:pPr>
+              <w:rPr>
+                <w:lang w:val="es-419"/>
+              </w:rPr>
+            </w:pPr>
+            <w:r>
+              <w:rPr>
+                <w:lang w:val="es-419"/>
+              </w:rPr>
+              <w:t>O(</w:t>
+            </w:r>
+            <w:r>
+              <w:rPr>
+                <w:lang w:val="es-419"/>
+              </w:rPr>
+              <w:t>1</w:t>
+            </w:r>
+            <w:r>
+              <w:rPr>
+                <w:lang w:val="es-419"/>
+              </w:rPr>
+              <w:t>)</w:t>
+            </w:r>
+          </w:p>
+        </w:tc>
+      </w:tr>
+      <w:tr>
+        <w:tc>
+          <w:tcPr>
+            <w:tcW w:w="5070" w:type="dxa"/>
+          </w:tcPr>
+          <w:p>
+            <w:pPr>
+              <w:rPr>
+                <w:lang w:val="es-419"/>
+              </w:rPr>
+            </w:pPr>
+            <w:r>
+              <w:rPr>
+                <w:lang w:val="es-419"/>
+              </w:rPr>
+              <w:t>El bucle</w:t>
+            </w:r>
+          </w:p>
+        </w:tc>
+        <w:tc>
+          <w:tcPr>
+            <w:tcW w:w="4275" w:type="dxa"/>
+          </w:tcPr>
+          <w:p>
+            <w:pPr>
+              <w:rPr>
+                <w:lang w:val="es-419"/>
+              </w:rPr>
+            </w:pPr>
+            <w:r>
+              <w:rPr>
+                <w:lang w:val="es-419"/>
+              </w:rPr>
+              <w:t>O(</w:t>
+            </w:r>
+            <w:r>
+              <w:rPr>
+                <w:lang w:val="es-419"/>
+              </w:rPr>
+              <w:t>N</w:t>
+            </w:r>
+            <w:r>
+              <w:rPr>
+                <w:lang w:val="es-419"/>
+              </w:rPr>
+              <w:t>)</w:t>
+            </w:r>
+          </w:p>
+        </w:tc>
+      </w:tr>
+      <w:tr>
+        <w:tc>
+          <w:tcPr>
+            <w:tcW w:w="5070" w:type="dxa"/>
+          </w:tcPr>
+          <w:p>
+            <w:pPr>
+              <w:rPr>
+                <w:b/>
+                <w:bCs/>
+                <w:i/>
+                <w:iCs/>
+                <w:lang w:val="es-419"/>
+              </w:rPr>
+            </w:pPr>
+            <w:r>
+              <w:rPr>
+                <w:b/>
+                <w:bCs/>
+                <w:i/>
+                <w:iCs/>
+                <w:lang w:val="es-419"/>
+              </w:rPr>
+              <w:t>TOTAL</w:t>
+            </w:r>
+          </w:p>
+        </w:tc>
+        <w:tc>
+          <w:tcPr>
+            <w:tcW w:w="4275" w:type="dxa"/>
+          </w:tcPr>
+          <w:p>
+            <w:pPr>
+              <w:rPr>
+                <w:b/>
+                <w:bCs/>
+                <w:i/>
+                <w:iCs/>
+                <w:lang w:val="es-419"/>
+              </w:rPr>
+            </w:pPr>
+            <w:r>
+              <w:rPr>
+                <w:b/>
+                <w:bCs/>
+                <w:i/>
+                <w:iCs/>
+                <w:lang w:val="es-419"/>
+              </w:rPr>
+              <w:t>O(</w:t>
+            </w:r>
+            <w:r>
+              <w:rPr>
+                <w:b/>
+                <w:bCs/>
+                <w:i/>
+                <w:iCs/>
+                <w:lang w:val="es-419"/>
+              </w:rPr>
+              <w:t>N</w:t>
+            </w:r>
+            <w:r>
+              <w:rPr>
+                <w:b/>
+                <w:bCs/>
+                <w:i/>
+                <w:iCs/>
+                <w:lang w:val="es-419"/>
+              </w:rPr>
+              <w:t>)</w:t>
+            </w:r>
+          </w:p>
+        </w:tc>
+      </w:tr>
+    </w:tbl>
+    <w:p>
+      <w:pPr>
+        <w:rPr>
+          <w:rFonts w:ascii="Dax-Regular" w:hAnsi="Dax-Regular"/>
+          <w:lang w:val="es-419"/>
+        </w:rPr>
+      </w:pPr>
+    </w:p>
+    <w:p>
+      <w:pPr>
+        <w:pStyle w:val="Heading2"/>
+        <w:rPr>
+          <w:b/>
+          <w:bCs/>
+          <w:lang w:val="es-419"/>
+        </w:rPr>
+      </w:pPr>
+      <w:r>
+        <w:rPr>
+          <w:b/>
+          <w:bCs/>
+          <w:lang w:val="es-419"/>
+        </w:rPr>
+        <w:t>Análisis</w:t>
+      </w:r>
+    </w:p>
+    <w:p>
+      <w:pPr>
+        <w:rPr>
+          <w:lang w:val="es-419"/>
+        </w:rPr>
+      </w:pPr>
+      <w:r>
+        <w:rPr>
+          <w:lang w:val="es-419"/>
+        </w:rPr>
+        <w:t>Igual que en el requerimiento 1 y en el 4 esta complejidad es O(N) debido a que todas las operaciones adentro del bucle son constantes y sabemos que get element es una constante tambien. En caso que el get element fuera de complejidad lineal quedariamos con O(N^2)</w:t>
+      </w:r>
+    </w:p>
+    <w:p>
+      <w:pPr>
+        <w:rPr>
+          <w:lang w:val="es-419"/>
+        </w:rPr>
+      </w:pPr>
+    </w:p>
+    <w:p>
+      <w:pPr>
+        <w:pStyle w:val="Heading1"/>
+        <w:rPr>
+          <w:b/>
+          <w:bCs/>
+          <w:lang w:val="es-419"/>
+        </w:rPr>
+      </w:pPr>
+      <w:r>
+        <w:rPr>
+          <w:b/>
+          <w:bCs/>
+          <w:lang w:val="es-419"/>
+        </w:rPr>
+        <w:t xml:space="preserve">Requerimiento </w:t>
+      </w:r>
+      <w:r>
+        <w:rPr>
+          <w:b/>
+          <w:bCs/>
+          <w:lang w:val="es-419"/>
+        </w:rPr>
+        <w:t>Ejemplo</w:t>
+      </w:r>
+    </w:p>
+    <w:p>
+      <w:pPr>
+        <w:rPr>
+          <w:lang w:val="es-419"/>
+        </w:rPr>
+      </w:pPr>
+    </w:p>
+    <w:p>
+      <w:pPr>
+        <w:pStyle w:val="Heading2"/>
+        <w:rPr>
+          <w:b/>
+          <w:bCs/>
+          <w:lang w:val="es-419"/>
+        </w:rPr>
+      </w:pPr>
+      <w:r>
+        <w:rPr>
+          <w:b/>
+          <w:bCs/>
+          <w:lang w:val="es-419"/>
+        </w:rPr>
         <w:t>Descripción</w:t>
       </w:r>
     </w:p>
@@ -821,7 +2110,7 @@
     </w:p>
     <w:tbl>
       <w:tblPr>
-        <w:tblStyle w:val="Tablaconcuadrcula"/>
+        <w:tblStyle w:val="TableGrid"/>
         <w:tblW w:w="9360" w:type="dxa"/>
         <w:tblLayout w:type="fixed"/>
         <w:tblLook w:val="06A0" w:firstRow="1" w:lastRow="0" w:firstColumn="1" w:lastColumn="0" w:noHBand="1" w:noVBand="1"/>
@@ -984,7 +2273,7 @@
     </w:p>
     <w:p>
       <w:pPr>
-        <w:pStyle w:val="Ttulo2"/>
+        <w:pStyle w:val="Heading2"/>
         <w:rPr>
           <w:b/>
           <w:bCs/>
@@ -1015,7 +2304,7 @@
     </w:p>
     <w:tbl>
       <w:tblPr>
-        <w:tblStyle w:val="Tablaconcuadrcula"/>
+        <w:tblStyle w:val="TableGrid"/>
         <w:tblW w:w="0" w:type="auto"/>
         <w:tblLayout w:type="fixed"/>
         <w:tblLook w:val="06A0" w:firstRow="1" w:lastRow="0" w:firstColumn="1" w:lastColumn="0" w:noHBand="1" w:noVBand="1"/>
@@ -1261,7 +2550,7 @@
     </w:p>
     <w:p>
       <w:pPr>
-        <w:pStyle w:val="Ttulo2"/>
+        <w:pStyle w:val="Heading2"/>
         <w:rPr>
           <w:b/>
           <w:bCs/>
@@ -1496,7 +2785,7 @@
         </w:tcPr>
         <w:p>
           <w:pPr>
-            <w:pStyle w:val="Encabezado"/>
+            <w:pStyle w:val="Header"/>
             <w:ind w:left="-115"/>
           </w:pPr>
         </w:p>
@@ -1507,7 +2796,7 @@
         </w:tcPr>
         <w:p>
           <w:pPr>
-            <w:pStyle w:val="Encabezado"/>
+            <w:pStyle w:val="Header"/>
             <w:jc w:val="center"/>
           </w:pPr>
         </w:p>
@@ -1518,7 +2807,7 @@
         </w:tcPr>
         <w:p>
           <w:pPr>
-            <w:pStyle w:val="Encabezado"/>
+            <w:pStyle w:val="Header"/>
             <w:ind w:right="-115"/>
             <w:jc w:val="right"/>
           </w:pPr>
@@ -1528,7 +2817,7 @@
   </w:tbl>
   <w:p>
     <w:pPr>
-      <w:pStyle w:val="Piedepgina"/>
+      <w:pStyle w:val="Footer"/>
     </w:pPr>
   </w:p>
 </w:ftr>
@@ -1554,7 +2843,7 @@
         </w:tcPr>
         <w:p>
           <w:pPr>
-            <w:pStyle w:val="Encabezado"/>
+            <w:pStyle w:val="Header"/>
             <w:ind w:left="-115"/>
           </w:pPr>
         </w:p>
@@ -1565,7 +2854,7 @@
         </w:tcPr>
         <w:p>
           <w:pPr>
-            <w:pStyle w:val="Encabezado"/>
+            <w:pStyle w:val="Header"/>
             <w:jc w:val="center"/>
           </w:pPr>
         </w:p>
@@ -1576,7 +2865,7 @@
         </w:tcPr>
         <w:p>
           <w:pPr>
-            <w:pStyle w:val="Encabezado"/>
+            <w:pStyle w:val="Header"/>
             <w:ind w:right="-115"/>
             <w:jc w:val="right"/>
           </w:pPr>
@@ -1586,7 +2875,7 @@
   </w:tbl>
   <w:p>
     <w:pPr>
-      <w:pStyle w:val="Piedepgina"/>
+      <w:pStyle w:val="Footer"/>
     </w:pPr>
   </w:p>
 </w:ftr>
@@ -1644,7 +2933,7 @@
         </w:tcPr>
         <w:p>
           <w:pPr>
-            <w:pStyle w:val="Encabezado"/>
+            <w:pStyle w:val="Header"/>
             <w:ind w:left="-115"/>
           </w:pPr>
         </w:p>
@@ -1655,7 +2944,7 @@
         </w:tcPr>
         <w:p>
           <w:pPr>
-            <w:pStyle w:val="Encabezado"/>
+            <w:pStyle w:val="Header"/>
             <w:jc w:val="center"/>
           </w:pPr>
         </w:p>
@@ -1666,7 +2955,7 @@
         </w:tcPr>
         <w:p>
           <w:pPr>
-            <w:pStyle w:val="Encabezado"/>
+            <w:pStyle w:val="Header"/>
             <w:ind w:right="-115"/>
             <w:jc w:val="right"/>
           </w:pPr>
@@ -1676,7 +2965,7 @@
   </w:tbl>
   <w:p>
     <w:pPr>
-      <w:pStyle w:val="Encabezado"/>
+      <w:pStyle w:val="Header"/>
     </w:pPr>
   </w:p>
 </w:hdr>
@@ -1686,7 +2975,7 @@
 <w:hdr xmlns:wpc="http://schemas.microsoft.com/office/word/2010/wordprocessingCanvas" xmlns:cx="http://schemas.microsoft.com/office/drawing/2014/chartex" xmlns:cx1="http://schemas.microsoft.com/office/drawing/2015/9/8/chartex" xmlns:cx2="http://schemas.microsoft.com/office/drawing/2015/10/21/chartex" xmlns:cx3="http://schemas.microsoft.com/office/drawing/2016/5/9/chartex" xmlns:cx4="http://schemas.microsoft.com/office/drawing/2016/5/10/chartex" xmlns:cx5="http://schemas.microsoft.com/office/drawing/2016/5/11/chartex" xmlns:cx6="http://schemas.microsoft.com/office/drawing/2016/5/12/chartex" xmlns:cx7="http://schemas.microsoft.com/office/drawing/2016/5/13/chartex" xmlns:cx8="http://schemas.microsoft.com/office/drawing/2016/5/14/chartex" xmlns:mc="http://schemas.openxmlformats.org/markup-compatibility/2006" xmlns:aink="http://schemas.microsoft.com/office/drawing/2016/ink" xmlns:am3d="http://schemas.microsoft.com/office/drawing/2017/model3d" xmlns:o="urn:schemas-microsoft-com:office:office" xmlns:oel="http://schemas.microsoft.com/office/2019/extlst" xmlns:r="http://schemas.openxmlformats.org/officeDocument/2006/relationships" xmlns:m="http://schemas.openxmlformats.org/officeDocument/2006/math" xmlns:v="urn:schemas-microsoft-com:vml" xmlns:wp14="http://schemas.microsoft.com/office/word/2010/wordprocessingDrawing" xmlns:wp="http://schemas.openxmlformats.org/drawingml/2006/wordprocessingDrawing" xmlns:w10="urn:schemas-microsoft-com:office:word" xmlns:w="http://schemas.openxmlformats.org/wordprocessingml/2006/main" xmlns:w14="http://schemas.microsoft.com/office/word/2010/wordml" xmlns:w15="http://schemas.microsoft.com/office/word/2012/wordml" xmlns:w16cex="http://schemas.microsoft.com/office/word/2018/wordml/cex" xmlns:w16cid="http://schemas.microsoft.com/office/word/2016/wordml/cid" xmlns:w16="http://schemas.microsoft.com/office/word/2018/wordml" xmlns:w16du="http://schemas.microsoft.com/office/word/2023/wordml/word16du" xmlns:w16sdtdh="http://schemas.microsoft.com/office/word/2020/wordml/sdtdatahash" xmlns:w16sdtfl="http://schemas.microsoft.com/office/word/2024/wordml/sdtformatlock" xmlns:w16se="http://schemas.microsoft.com/office/word/2015/wordml/symex" xmlns:wpg="http://schemas.microsoft.com/office/word/2010/wordprocessingGroup" xmlns:wpi="http://schemas.microsoft.com/office/word/2010/wordprocessingInk" xmlns:wne="http://schemas.microsoft.com/office/word/2006/wordml" xmlns:wps="http://schemas.microsoft.com/office/word/2010/wordprocessingShape" mc:Ignorable="w14 w15 w16se w16cid w16 w16cex w16sdtdh w16sdtfl w16du wp14">
   <w:tbl>
     <w:tblPr>
-      <w:tblStyle w:val="Tablaconcuadrcula"/>
+      <w:tblStyle w:val="TableGrid"/>
       <w:tblW w:w="10060" w:type="dxa"/>
       <w:jc w:val="center"/>
       <w:tblBorders>
@@ -1896,7 +3185,7 @@
   </w:tbl>
   <w:p>
     <w:pPr>
-      <w:pStyle w:val="Encabezado"/>
+      <w:pStyle w:val="Header"/>
     </w:pPr>
   </w:p>
 </w:hdr>
@@ -4054,11 +5343,11 @@
     <w:qFormat/>
     <w:rsid w:val="00B317A4"/>
   </w:style>
-  <w:style w:type="paragraph" w:styleId="Ttulo1">
+  <w:style w:type="paragraph" w:styleId="Heading1">
     <w:name w:val="heading 1"/>
     <w:basedOn w:val="Normal"/>
     <w:next w:val="Normal"/>
-    <w:link w:val="Ttulo1Car"/>
+    <w:link w:val="Heading1Char"/>
     <w:uiPriority w:val="9"/>
     <w:qFormat/>
     <w:rsid w:val="002B5D65"/>
@@ -4075,11 +5364,11 @@
       <w:szCs w:val="36"/>
     </w:rPr>
   </w:style>
-  <w:style w:type="paragraph" w:styleId="Ttulo2">
+  <w:style w:type="paragraph" w:styleId="Heading2">
     <w:name w:val="heading 2"/>
     <w:basedOn w:val="Normal"/>
     <w:next w:val="Normal"/>
-    <w:link w:val="Ttulo2Car"/>
+    <w:link w:val="Heading2Char"/>
     <w:uiPriority w:val="9"/>
     <w:unhideWhenUsed/>
     <w:qFormat/>
@@ -4097,11 +5386,11 @@
       <w:szCs w:val="32"/>
     </w:rPr>
   </w:style>
-  <w:style w:type="paragraph" w:styleId="Ttulo3">
+  <w:style w:type="paragraph" w:styleId="Heading3">
     <w:name w:val="heading 3"/>
     <w:basedOn w:val="Normal"/>
     <w:next w:val="Normal"/>
-    <w:link w:val="Ttulo3Car"/>
+    <w:link w:val="Heading3Char"/>
     <w:uiPriority w:val="9"/>
     <w:unhideWhenUsed/>
     <w:qFormat/>
@@ -4119,11 +5408,11 @@
       <w:szCs w:val="28"/>
     </w:rPr>
   </w:style>
-  <w:style w:type="paragraph" w:styleId="Ttulo4">
+  <w:style w:type="paragraph" w:styleId="Heading4">
     <w:name w:val="heading 4"/>
     <w:basedOn w:val="Normal"/>
     <w:next w:val="Normal"/>
-    <w:link w:val="Ttulo4Car"/>
+    <w:link w:val="Heading4Char"/>
     <w:uiPriority w:val="9"/>
     <w:unhideWhenUsed/>
     <w:qFormat/>
@@ -4141,11 +5430,11 @@
       <w:szCs w:val="24"/>
     </w:rPr>
   </w:style>
-  <w:style w:type="paragraph" w:styleId="Ttulo5">
+  <w:style w:type="paragraph" w:styleId="Heading5">
     <w:name w:val="heading 5"/>
     <w:basedOn w:val="Normal"/>
     <w:next w:val="Normal"/>
-    <w:link w:val="Ttulo5Car"/>
+    <w:link w:val="Heading5Char"/>
     <w:uiPriority w:val="9"/>
     <w:semiHidden/>
     <w:unhideWhenUsed/>
@@ -4163,11 +5452,11 @@
       <w:color w:val="2F5496" w:themeColor="accent1" w:themeShade="BF"/>
     </w:rPr>
   </w:style>
-  <w:style w:type="paragraph" w:styleId="Ttulo6">
+  <w:style w:type="paragraph" w:styleId="Heading6">
     <w:name w:val="heading 6"/>
     <w:basedOn w:val="Normal"/>
     <w:next w:val="Normal"/>
-    <w:link w:val="Ttulo6Car"/>
+    <w:link w:val="Heading6Char"/>
     <w:uiPriority w:val="9"/>
     <w:semiHidden/>
     <w:unhideWhenUsed/>
@@ -4187,11 +5476,11 @@
       <w:color w:val="1F3864" w:themeColor="accent1" w:themeShade="80"/>
     </w:rPr>
   </w:style>
-  <w:style w:type="paragraph" w:styleId="Ttulo7">
+  <w:style w:type="paragraph" w:styleId="Heading7">
     <w:name w:val="heading 7"/>
     <w:basedOn w:val="Normal"/>
     <w:next w:val="Normal"/>
-    <w:link w:val="Ttulo7Car"/>
+    <w:link w:val="Heading7Char"/>
     <w:uiPriority w:val="9"/>
     <w:semiHidden/>
     <w:unhideWhenUsed/>
@@ -4210,11 +5499,11 @@
       <w:color w:val="1F3864" w:themeColor="accent1" w:themeShade="80"/>
     </w:rPr>
   </w:style>
-  <w:style w:type="paragraph" w:styleId="Ttulo8">
+  <w:style w:type="paragraph" w:styleId="Heading8">
     <w:name w:val="heading 8"/>
     <w:basedOn w:val="Normal"/>
     <w:next w:val="Normal"/>
-    <w:link w:val="Ttulo8Car"/>
+    <w:link w:val="Heading8Char"/>
     <w:uiPriority w:val="9"/>
     <w:semiHidden/>
     <w:unhideWhenUsed/>
@@ -4235,11 +5524,11 @@
       <w:color w:val="1F3864" w:themeColor="accent1" w:themeShade="80"/>
     </w:rPr>
   </w:style>
-  <w:style w:type="paragraph" w:styleId="Ttulo9">
+  <w:style w:type="paragraph" w:styleId="Heading9">
     <w:name w:val="heading 9"/>
     <w:basedOn w:val="Normal"/>
     <w:next w:val="Normal"/>
-    <w:link w:val="Ttulo9Car"/>
+    <w:link w:val="Heading9Char"/>
     <w:uiPriority w:val="9"/>
     <w:semiHidden/>
     <w:unhideWhenUsed/>
@@ -4258,13 +5547,13 @@
       <w:color w:val="1F3864" w:themeColor="accent1" w:themeShade="80"/>
     </w:rPr>
   </w:style>
-  <w:style w:type="character" w:default="1" w:styleId="Fuentedeprrafopredeter">
+  <w:style w:type="character" w:default="1" w:styleId="DefaultParagraphFont">
     <w:name w:val="Default Paragraph Font"/>
     <w:uiPriority w:val="1"/>
     <w:semiHidden/>
     <w:unhideWhenUsed/>
   </w:style>
-  <w:style w:type="table" w:default="1" w:styleId="Tablanormal">
+  <w:style w:type="table" w:default="1" w:styleId="TableNormal">
     <w:name w:val="Normal Table"/>
     <w:uiPriority w:val="99"/>
     <w:semiHidden/>
@@ -4279,17 +5568,17 @@
       </w:tblCellMar>
     </w:tblPr>
   </w:style>
-  <w:style w:type="numbering" w:default="1" w:styleId="Sinlista">
+  <w:style w:type="numbering" w:default="1" w:styleId="NoList">
     <w:name w:val="No List"/>
     <w:uiPriority w:val="99"/>
     <w:semiHidden/>
     <w:unhideWhenUsed/>
   </w:style>
-  <w:style w:type="paragraph" w:styleId="Ttulo">
+  <w:style w:type="paragraph" w:styleId="Title">
     <w:name w:val="Title"/>
     <w:basedOn w:val="Normal"/>
     <w:next w:val="Normal"/>
-    <w:link w:val="TtuloCar"/>
+    <w:link w:val="TitleChar"/>
     <w:uiPriority w:val="10"/>
     <w:qFormat/>
     <w:rsid w:val="002B5D65"/>
@@ -4308,7 +5597,7 @@
   </w:style>
   <w:style w:type="character" w:customStyle="1" w:styleId="TitleChar1">
     <w:name w:val="Title Char1"/>
-    <w:basedOn w:val="Fuentedeprrafopredeter"/>
+    <w:basedOn w:val="DefaultParagraphFont"/>
     <w:uiPriority w:val="10"/>
     <w:rsid w:val="00F96056"/>
     <w:rPr>
@@ -4320,7 +5609,7 @@
   </w:style>
   <w:style w:type="character" w:customStyle="1" w:styleId="Heading1Char1">
     <w:name w:val="Heading 1 Char1"/>
-    <w:basedOn w:val="Fuentedeprrafopredeter"/>
+    <w:basedOn w:val="DefaultParagraphFont"/>
     <w:uiPriority w:val="9"/>
     <w:rsid w:val="00F96056"/>
     <w:rPr>
@@ -4333,10 +5622,10 @@
       <w:szCs w:val="36"/>
     </w:rPr>
   </w:style>
-  <w:style w:type="character" w:customStyle="1" w:styleId="Ttulo2Car">
-    <w:name w:val="Título 2 Car"/>
-    <w:basedOn w:val="Fuentedeprrafopredeter"/>
-    <w:link w:val="Ttulo2"/>
+  <w:style w:type="character" w:customStyle="1" w:styleId="Heading2Char">
+    <w:name w:val="Heading 2 Char"/>
+    <w:basedOn w:val="DefaultParagraphFont"/>
+    <w:link w:val="Heading2"/>
     <w:uiPriority w:val="9"/>
     <w:rsid w:val="002B5D65"/>
     <w:rPr>
@@ -4346,7 +5635,7 @@
       <w:szCs w:val="32"/>
     </w:rPr>
   </w:style>
-  <w:style w:type="paragraph" w:styleId="Prrafodelista">
+  <w:style w:type="paragraph" w:styleId="ListParagraph">
     <w:name w:val="List Paragraph"/>
     <w:basedOn w:val="Normal"/>
     <w:uiPriority w:val="34"/>
@@ -4357,10 +5646,10 @@
       <w:contextualSpacing/>
     </w:pPr>
   </w:style>
-  <w:style w:type="character" w:customStyle="1" w:styleId="Ttulo3Car">
-    <w:name w:val="Título 3 Car"/>
-    <w:basedOn w:val="Fuentedeprrafopredeter"/>
-    <w:link w:val="Ttulo3"/>
+  <w:style w:type="character" w:customStyle="1" w:styleId="Heading3Char">
+    <w:name w:val="Heading 3 Char"/>
+    <w:basedOn w:val="DefaultParagraphFont"/>
+    <w:link w:val="Heading3"/>
     <w:uiPriority w:val="9"/>
     <w:rsid w:val="002B5D65"/>
     <w:rPr>
@@ -4370,10 +5659,10 @@
       <w:szCs w:val="28"/>
     </w:rPr>
   </w:style>
-  <w:style w:type="character" w:customStyle="1" w:styleId="Ttulo4Car">
-    <w:name w:val="Título 4 Car"/>
-    <w:basedOn w:val="Fuentedeprrafopredeter"/>
-    <w:link w:val="Ttulo4"/>
+  <w:style w:type="character" w:customStyle="1" w:styleId="Heading4Char">
+    <w:name w:val="Heading 4 Char"/>
+    <w:basedOn w:val="DefaultParagraphFont"/>
+    <w:link w:val="Heading4"/>
     <w:uiPriority w:val="9"/>
     <w:rsid w:val="002B5D65"/>
     <w:rPr>
@@ -4383,10 +5672,10 @@
       <w:szCs w:val="24"/>
     </w:rPr>
   </w:style>
-  <w:style w:type="character" w:customStyle="1" w:styleId="Ttulo5Car">
-    <w:name w:val="Título 5 Car"/>
-    <w:basedOn w:val="Fuentedeprrafopredeter"/>
-    <w:link w:val="Ttulo5"/>
+  <w:style w:type="character" w:customStyle="1" w:styleId="Heading5Char">
+    <w:name w:val="Heading 5 Char"/>
+    <w:basedOn w:val="DefaultParagraphFont"/>
+    <w:link w:val="Heading5"/>
     <w:uiPriority w:val="9"/>
     <w:semiHidden/>
     <w:rsid w:val="002B5D65"/>
@@ -4396,10 +5685,10 @@
       <w:color w:val="2F5496" w:themeColor="accent1" w:themeShade="BF"/>
     </w:rPr>
   </w:style>
-  <w:style w:type="character" w:customStyle="1" w:styleId="Ttulo6Car">
-    <w:name w:val="Título 6 Car"/>
-    <w:basedOn w:val="Fuentedeprrafopredeter"/>
-    <w:link w:val="Ttulo6"/>
+  <w:style w:type="character" w:customStyle="1" w:styleId="Heading6Char">
+    <w:name w:val="Heading 6 Char"/>
+    <w:basedOn w:val="DefaultParagraphFont"/>
+    <w:link w:val="Heading6"/>
     <w:uiPriority w:val="9"/>
     <w:semiHidden/>
     <w:rsid w:val="002B5D65"/>
@@ -4411,10 +5700,10 @@
       <w:color w:val="1F3864" w:themeColor="accent1" w:themeShade="80"/>
     </w:rPr>
   </w:style>
-  <w:style w:type="character" w:customStyle="1" w:styleId="Ttulo7Car">
-    <w:name w:val="Título 7 Car"/>
-    <w:basedOn w:val="Fuentedeprrafopredeter"/>
-    <w:link w:val="Ttulo7"/>
+  <w:style w:type="character" w:customStyle="1" w:styleId="Heading7Char">
+    <w:name w:val="Heading 7 Char"/>
+    <w:basedOn w:val="DefaultParagraphFont"/>
+    <w:link w:val="Heading7"/>
     <w:uiPriority w:val="9"/>
     <w:semiHidden/>
     <w:rsid w:val="002B5D65"/>
@@ -4425,10 +5714,10 @@
       <w:color w:val="1F3864" w:themeColor="accent1" w:themeShade="80"/>
     </w:rPr>
   </w:style>
-  <w:style w:type="character" w:customStyle="1" w:styleId="Ttulo8Car">
-    <w:name w:val="Título 8 Car"/>
-    <w:basedOn w:val="Fuentedeprrafopredeter"/>
-    <w:link w:val="Ttulo8"/>
+  <w:style w:type="character" w:customStyle="1" w:styleId="Heading8Char">
+    <w:name w:val="Heading 8 Char"/>
+    <w:basedOn w:val="DefaultParagraphFont"/>
+    <w:link w:val="Heading8"/>
     <w:uiPriority w:val="9"/>
     <w:semiHidden/>
     <w:rsid w:val="002B5D65"/>
@@ -4441,10 +5730,10 @@
       <w:color w:val="1F3864" w:themeColor="accent1" w:themeShade="80"/>
     </w:rPr>
   </w:style>
-  <w:style w:type="character" w:customStyle="1" w:styleId="Ttulo9Car">
-    <w:name w:val="Título 9 Car"/>
-    <w:basedOn w:val="Fuentedeprrafopredeter"/>
-    <w:link w:val="Ttulo9"/>
+  <w:style w:type="character" w:customStyle="1" w:styleId="Heading9Char">
+    <w:name w:val="Heading 9 Char"/>
+    <w:basedOn w:val="DefaultParagraphFont"/>
+    <w:link w:val="Heading9"/>
     <w:uiPriority w:val="9"/>
     <w:semiHidden/>
     <w:rsid w:val="002B5D65"/>
@@ -4455,7 +5744,7 @@
       <w:color w:val="1F3864" w:themeColor="accent1" w:themeShade="80"/>
     </w:rPr>
   </w:style>
-  <w:style w:type="paragraph" w:styleId="Descripcin">
+  <w:style w:type="paragraph" w:styleId="Caption">
     <w:name w:val="caption"/>
     <w:basedOn w:val="Normal"/>
     <w:next w:val="Normal"/>
@@ -4473,11 +5762,11 @@
       <w:color w:val="44546A" w:themeColor="text2"/>
     </w:rPr>
   </w:style>
-  <w:style w:type="paragraph" w:styleId="Subttulo">
+  <w:style w:type="paragraph" w:styleId="Subtitle">
     <w:name w:val="Subtitle"/>
     <w:basedOn w:val="Normal"/>
     <w:next w:val="Normal"/>
-    <w:link w:val="SubttuloCar"/>
+    <w:link w:val="SubtitleChar"/>
     <w:uiPriority w:val="11"/>
     <w:qFormat/>
     <w:rsid w:val="002B5D65"/>
@@ -4494,10 +5783,10 @@
       <w:szCs w:val="28"/>
     </w:rPr>
   </w:style>
-  <w:style w:type="character" w:customStyle="1" w:styleId="SubttuloCar">
-    <w:name w:val="Subtítulo Car"/>
-    <w:basedOn w:val="Fuentedeprrafopredeter"/>
-    <w:link w:val="Subttulo"/>
+  <w:style w:type="character" w:customStyle="1" w:styleId="SubtitleChar">
+    <w:name w:val="Subtitle Char"/>
+    <w:basedOn w:val="DefaultParagraphFont"/>
+    <w:link w:val="Subtitle"/>
     <w:uiPriority w:val="11"/>
     <w:rsid w:val="002B5D65"/>
     <w:rPr>
@@ -4507,9 +5796,9 @@
       <w:szCs w:val="28"/>
     </w:rPr>
   </w:style>
-  <w:style w:type="character" w:styleId="Textoennegrita">
+  <w:style w:type="character" w:styleId="Strong">
     <w:name w:val="Strong"/>
-    <w:basedOn w:val="Fuentedeprrafopredeter"/>
+    <w:basedOn w:val="DefaultParagraphFont"/>
     <w:uiPriority w:val="22"/>
     <w:qFormat/>
     <w:rsid w:val="002B5D65"/>
@@ -4518,9 +5807,9 @@
       <w:bCs/>
     </w:rPr>
   </w:style>
-  <w:style w:type="character" w:styleId="nfasis">
+  <w:style w:type="character" w:styleId="Emphasis">
     <w:name w:val="Emphasis"/>
-    <w:basedOn w:val="Fuentedeprrafopredeter"/>
+    <w:basedOn w:val="DefaultParagraphFont"/>
     <w:uiPriority w:val="20"/>
     <w:qFormat/>
     <w:rsid w:val="002B5D65"/>
@@ -4529,7 +5818,7 @@
       <w:iCs/>
     </w:rPr>
   </w:style>
-  <w:style w:type="paragraph" w:styleId="Sinespaciado">
+  <w:style w:type="paragraph" w:styleId="NoSpacing">
     <w:name w:val="No Spacing"/>
     <w:uiPriority w:val="1"/>
     <w:qFormat/>
@@ -4538,11 +5827,11 @@
       <w:spacing w:after="0" w:line="240" w:lineRule="auto"/>
     </w:pPr>
   </w:style>
-  <w:style w:type="paragraph" w:styleId="Cita">
+  <w:style w:type="paragraph" w:styleId="Quote">
     <w:name w:val="Quote"/>
     <w:basedOn w:val="Normal"/>
     <w:next w:val="Normal"/>
-    <w:link w:val="CitaCar"/>
+    <w:link w:val="QuoteChar"/>
     <w:uiPriority w:val="29"/>
     <w:qFormat/>
     <w:rsid w:val="002B5D65"/>
@@ -4556,10 +5845,10 @@
       <w:szCs w:val="24"/>
     </w:rPr>
   </w:style>
-  <w:style w:type="character" w:customStyle="1" w:styleId="CitaCar">
-    <w:name w:val="Cita Car"/>
-    <w:basedOn w:val="Fuentedeprrafopredeter"/>
-    <w:link w:val="Cita"/>
+  <w:style w:type="character" w:customStyle="1" w:styleId="QuoteChar">
+    <w:name w:val="Quote Char"/>
+    <w:basedOn w:val="DefaultParagraphFont"/>
+    <w:link w:val="Quote"/>
     <w:uiPriority w:val="29"/>
     <w:rsid w:val="002B5D65"/>
     <w:rPr>
@@ -4568,11 +5857,11 @@
       <w:szCs w:val="24"/>
     </w:rPr>
   </w:style>
-  <w:style w:type="paragraph" w:styleId="Citadestacada">
+  <w:style w:type="paragraph" w:styleId="IntenseQuote">
     <w:name w:val="Intense Quote"/>
     <w:basedOn w:val="Normal"/>
     <w:next w:val="Normal"/>
-    <w:link w:val="CitadestacadaCar"/>
+    <w:link w:val="IntenseQuoteChar"/>
     <w:uiPriority w:val="30"/>
     <w:qFormat/>
     <w:rsid w:val="002B5D65"/>
@@ -4589,10 +5878,10 @@
       <w:szCs w:val="32"/>
     </w:rPr>
   </w:style>
-  <w:style w:type="character" w:customStyle="1" w:styleId="CitadestacadaCar">
-    <w:name w:val="Cita destacada Car"/>
-    <w:basedOn w:val="Fuentedeprrafopredeter"/>
-    <w:link w:val="Citadestacada"/>
+  <w:style w:type="character" w:customStyle="1" w:styleId="IntenseQuoteChar">
+    <w:name w:val="Intense Quote Char"/>
+    <w:basedOn w:val="DefaultParagraphFont"/>
+    <w:link w:val="IntenseQuote"/>
     <w:uiPriority w:val="30"/>
     <w:rsid w:val="002B5D65"/>
     <w:rPr>
@@ -4603,9 +5892,9 @@
       <w:szCs w:val="32"/>
     </w:rPr>
   </w:style>
-  <w:style w:type="character" w:styleId="nfasissutil">
+  <w:style w:type="character" w:styleId="SubtleEmphasis">
     <w:name w:val="Subtle Emphasis"/>
-    <w:basedOn w:val="Fuentedeprrafopredeter"/>
+    <w:basedOn w:val="DefaultParagraphFont"/>
     <w:uiPriority w:val="19"/>
     <w:qFormat/>
     <w:rsid w:val="002B5D65"/>
@@ -4615,9 +5904,9 @@
       <w:color w:val="595959" w:themeColor="text1" w:themeTint="A6"/>
     </w:rPr>
   </w:style>
-  <w:style w:type="character" w:styleId="nfasisintenso">
+  <w:style w:type="character" w:styleId="IntenseEmphasis">
     <w:name w:val="Intense Emphasis"/>
-    <w:basedOn w:val="Fuentedeprrafopredeter"/>
+    <w:basedOn w:val="DefaultParagraphFont"/>
     <w:uiPriority w:val="21"/>
     <w:qFormat/>
     <w:rsid w:val="002B5D65"/>
@@ -4628,9 +5917,9 @@
       <w:iCs/>
     </w:rPr>
   </w:style>
-  <w:style w:type="character" w:styleId="Referenciasutil">
+  <w:style w:type="character" w:styleId="SubtleReference">
     <w:name w:val="Subtle Reference"/>
-    <w:basedOn w:val="Fuentedeprrafopredeter"/>
+    <w:basedOn w:val="DefaultParagraphFont"/>
     <w:uiPriority w:val="31"/>
     <w:qFormat/>
     <w:rsid w:val="002B5D65"/>
@@ -4641,9 +5930,9 @@
       <w:bdr w:val="none" w:sz="0" w:space="0" w:color="auto"/>
     </w:rPr>
   </w:style>
-  <w:style w:type="character" w:styleId="Referenciaintensa">
+  <w:style w:type="character" w:styleId="IntenseReference">
     <w:name w:val="Intense Reference"/>
-    <w:basedOn w:val="Fuentedeprrafopredeter"/>
+    <w:basedOn w:val="DefaultParagraphFont"/>
     <w:uiPriority w:val="32"/>
     <w:qFormat/>
     <w:rsid w:val="002B5D65"/>
@@ -4655,9 +5944,9 @@
       <w:u w:val="single"/>
     </w:rPr>
   </w:style>
-  <w:style w:type="character" w:styleId="Ttulodellibro">
+  <w:style w:type="character" w:styleId="BookTitle">
     <w:name w:val="Book Title"/>
-    <w:basedOn w:val="Fuentedeprrafopredeter"/>
+    <w:basedOn w:val="DefaultParagraphFont"/>
     <w:uiPriority w:val="33"/>
     <w:qFormat/>
     <w:rsid w:val="002B5D65"/>
@@ -4668,9 +5957,9 @@
       <w:spacing w:val="10"/>
     </w:rPr>
   </w:style>
-  <w:style w:type="paragraph" w:styleId="TtuloTDC">
+  <w:style w:type="paragraph" w:styleId="TOCHeading">
     <w:name w:val="TOC Heading"/>
-    <w:basedOn w:val="Ttulo1"/>
+    <w:basedOn w:val="Heading1"/>
     <w:next w:val="Normal"/>
     <w:uiPriority w:val="39"/>
     <w:semiHidden/>
@@ -4681,10 +5970,10 @@
       <w:outlineLvl w:val="9"/>
     </w:pPr>
   </w:style>
-  <w:style w:type="paragraph" w:styleId="Textodeglobo">
+  <w:style w:type="paragraph" w:styleId="BalloonText">
     <w:name w:val="Balloon Text"/>
     <w:basedOn w:val="Normal"/>
-    <w:link w:val="TextodegloboCar"/>
+    <w:link w:val="BalloonTextChar"/>
     <w:uiPriority w:val="99"/>
     <w:semiHidden/>
     <w:unhideWhenUsed/>
@@ -4698,10 +5987,10 @@
       <w:szCs w:val="18"/>
     </w:rPr>
   </w:style>
-  <w:style w:type="character" w:customStyle="1" w:styleId="TextodegloboCar">
-    <w:name w:val="Texto de globo Car"/>
-    <w:basedOn w:val="Fuentedeprrafopredeter"/>
-    <w:link w:val="Textodeglobo"/>
+  <w:style w:type="character" w:customStyle="1" w:styleId="BalloonTextChar">
+    <w:name w:val="Balloon Text Char"/>
+    <w:basedOn w:val="DefaultParagraphFont"/>
+    <w:link w:val="BalloonText"/>
     <w:uiPriority w:val="99"/>
     <w:semiHidden/>
     <w:rsid w:val="00C52DE4"/>
@@ -4711,9 +6000,9 @@
       <w:szCs w:val="18"/>
     </w:rPr>
   </w:style>
-  <w:style w:type="table" w:styleId="Tablaconcuadrcula">
+  <w:style w:type="table" w:styleId="TableGrid">
     <w:name w:val="Table Grid"/>
-    <w:basedOn w:val="Tablanormal"/>
+    <w:basedOn w:val="TableNormal"/>
     <w:uiPriority w:val="59"/>
     <w:rsid w:val="00787D14"/>
     <w:pPr>
@@ -4730,9 +6019,9 @@
       </w:tblBorders>
     </w:tblPr>
   </w:style>
-  <w:style w:type="table" w:styleId="Tabladelista6concolores">
+  <w:style w:type="table" w:styleId="ListTable6Colorful">
     <w:name w:val="List Table 6 Colorful"/>
-    <w:basedOn w:val="Tablanormal"/>
+    <w:basedOn w:val="TableNormal"/>
     <w:uiPriority w:val="51"/>
     <w:rsid w:val="00BB305F"/>
     <w:pPr>
@@ -4798,9 +6087,9 @@
       </w:tcPr>
     </w:tblStylePr>
   </w:style>
-  <w:style w:type="table" w:styleId="Tabladelista6concolores-nfasis3">
+  <w:style w:type="table" w:styleId="ListTable6Colorful-Accent3">
     <w:name w:val="List Table 6 Colorful Accent 3"/>
-    <w:basedOn w:val="Tablanormal"/>
+    <w:basedOn w:val="TableNormal"/>
     <w:uiPriority w:val="51"/>
     <w:rsid w:val="00BB305F"/>
     <w:pPr>
@@ -4866,9 +6155,9 @@
       </w:tcPr>
     </w:tblStylePr>
   </w:style>
-  <w:style w:type="character" w:styleId="Hipervnculo">
+  <w:style w:type="character" w:styleId="Hyperlink">
     <w:name w:val="Hyperlink"/>
-    <w:basedOn w:val="Fuentedeprrafopredeter"/>
+    <w:basedOn w:val="DefaultParagraphFont"/>
     <w:uiPriority w:val="99"/>
     <w:unhideWhenUsed/>
     <w:rsid w:val="009B0A35"/>
@@ -4879,7 +6168,7 @@
   </w:style>
   <w:style w:type="character" w:customStyle="1" w:styleId="UnresolvedMention1">
     <w:name w:val="Unresolved Mention1"/>
-    <w:basedOn w:val="Fuentedeprrafopredeter"/>
+    <w:basedOn w:val="DefaultParagraphFont"/>
     <w:uiPriority w:val="99"/>
     <w:semiHidden/>
     <w:unhideWhenUsed/>
@@ -4889,9 +6178,9 @@
       <w:shd w:val="clear" w:color="auto" w:fill="E1DFDD"/>
     </w:rPr>
   </w:style>
-  <w:style w:type="character" w:styleId="Hipervnculovisitado">
+  <w:style w:type="character" w:styleId="FollowedHyperlink">
     <w:name w:val="FollowedHyperlink"/>
-    <w:basedOn w:val="Fuentedeprrafopredeter"/>
+    <w:basedOn w:val="DefaultParagraphFont"/>
     <w:uiPriority w:val="99"/>
     <w:semiHidden/>
     <w:unhideWhenUsed/>
@@ -4901,10 +6190,10 @@
       <w:u w:val="single"/>
     </w:rPr>
   </w:style>
-  <w:style w:type="paragraph" w:styleId="Encabezado">
+  <w:style w:type="paragraph" w:styleId="Header">
     <w:name w:val="header"/>
     <w:basedOn w:val="Normal"/>
-    <w:link w:val="EncabezadoCar"/>
+    <w:link w:val="HeaderChar"/>
     <w:uiPriority w:val="99"/>
     <w:unhideWhenUsed/>
     <w:rsid w:val="00480688"/>
@@ -4916,17 +6205,17 @@
       <w:spacing w:after="0" w:line="240" w:lineRule="auto"/>
     </w:pPr>
   </w:style>
-  <w:style w:type="character" w:customStyle="1" w:styleId="EncabezadoCar">
-    <w:name w:val="Encabezado Car"/>
-    <w:basedOn w:val="Fuentedeprrafopredeter"/>
-    <w:link w:val="Encabezado"/>
+  <w:style w:type="character" w:customStyle="1" w:styleId="HeaderChar">
+    <w:name w:val="Header Char"/>
+    <w:basedOn w:val="DefaultParagraphFont"/>
+    <w:link w:val="Header"/>
     <w:uiPriority w:val="99"/>
     <w:rsid w:val="00480688"/>
   </w:style>
-  <w:style w:type="paragraph" w:styleId="Piedepgina">
+  <w:style w:type="paragraph" w:styleId="Footer">
     <w:name w:val="footer"/>
     <w:basedOn w:val="Normal"/>
-    <w:link w:val="PiedepginaCar"/>
+    <w:link w:val="FooterChar"/>
     <w:uiPriority w:val="99"/>
     <w:unhideWhenUsed/>
     <w:rsid w:val="00480688"/>
@@ -4938,10 +6227,10 @@
       <w:spacing w:after="0" w:line="240" w:lineRule="auto"/>
     </w:pPr>
   </w:style>
-  <w:style w:type="character" w:customStyle="1" w:styleId="PiedepginaCar">
-    <w:name w:val="Pie de página Car"/>
-    <w:basedOn w:val="Fuentedeprrafopredeter"/>
-    <w:link w:val="Piedepgina"/>
+  <w:style w:type="character" w:customStyle="1" w:styleId="FooterChar">
+    <w:name w:val="Footer Char"/>
+    <w:basedOn w:val="DefaultParagraphFont"/>
+    <w:link w:val="Footer"/>
     <w:uiPriority w:val="99"/>
     <w:rsid w:val="00480688"/>
   </w:style>
@@ -4969,10 +6258,10 @@
       <w:lang w:val="es-ES" w:eastAsia="es-CO"/>
     </w:rPr>
   </w:style>
-  <w:style w:type="character" w:customStyle="1" w:styleId="TtuloCar">
-    <w:name w:val="Título Car"/>
-    <w:basedOn w:val="Fuentedeprrafopredeter"/>
-    <w:link w:val="Ttulo"/>
+  <w:style w:type="character" w:customStyle="1" w:styleId="TitleChar">
+    <w:name w:val="Title Char"/>
+    <w:basedOn w:val="DefaultParagraphFont"/>
+    <w:link w:val="Title"/>
     <w:uiPriority w:val="10"/>
     <w:rsid w:val="002B5D65"/>
     <w:rPr>
@@ -5007,10 +6296,10 @@
       <w:lang w:val="es-ES" w:eastAsia="es-CO"/>
     </w:rPr>
   </w:style>
-  <w:style w:type="character" w:customStyle="1" w:styleId="Ttulo1Car">
-    <w:name w:val="Título 1 Car"/>
-    <w:basedOn w:val="Fuentedeprrafopredeter"/>
-    <w:link w:val="Ttulo1"/>
+  <w:style w:type="character" w:customStyle="1" w:styleId="Heading1Char">
+    <w:name w:val="Heading 1 Char"/>
+    <w:basedOn w:val="DefaultParagraphFont"/>
+    <w:link w:val="Heading1"/>
     <w:uiPriority w:val="9"/>
     <w:rsid w:val="002B5D65"/>
     <w:rPr>
@@ -5036,7 +6325,7 @@
   </w:style>
   <w:style w:type="character" w:customStyle="1" w:styleId="UnresolvedMention2">
     <w:name w:val="Unresolved Mention2"/>
-    <w:basedOn w:val="Fuentedeprrafopredeter"/>
+    <w:basedOn w:val="DefaultParagraphFont"/>
     <w:uiPriority w:val="99"/>
     <w:semiHidden/>
     <w:unhideWhenUsed/>
@@ -5046,9 +6335,9 @@
       <w:shd w:val="clear" w:color="auto" w:fill="E1DFDD"/>
     </w:rPr>
   </w:style>
-  <w:style w:type="character" w:styleId="Refdecomentario">
+  <w:style w:type="character" w:styleId="CommentReference">
     <w:name w:val="annotation reference"/>
-    <w:basedOn w:val="Fuentedeprrafopredeter"/>
+    <w:basedOn w:val="DefaultParagraphFont"/>
     <w:uiPriority w:val="99"/>
     <w:semiHidden/>
     <w:unhideWhenUsed/>
@@ -5058,10 +6347,10 @@
       <w:szCs w:val="16"/>
     </w:rPr>
   </w:style>
-  <w:style w:type="paragraph" w:styleId="Textocomentario">
+  <w:style w:type="paragraph" w:styleId="CommentText">
     <w:name w:val="annotation text"/>
     <w:basedOn w:val="Normal"/>
-    <w:link w:val="TextocomentarioCar"/>
+    <w:link w:val="CommentTextChar"/>
     <w:uiPriority w:val="99"/>
     <w:semiHidden/>
     <w:unhideWhenUsed/>
@@ -5074,10 +6363,10 @@
       <w:szCs w:val="20"/>
     </w:rPr>
   </w:style>
-  <w:style w:type="character" w:customStyle="1" w:styleId="TextocomentarioCar">
-    <w:name w:val="Texto comentario Car"/>
-    <w:basedOn w:val="Fuentedeprrafopredeter"/>
-    <w:link w:val="Textocomentario"/>
+  <w:style w:type="character" w:customStyle="1" w:styleId="CommentTextChar">
+    <w:name w:val="Comment Text Char"/>
+    <w:basedOn w:val="DefaultParagraphFont"/>
+    <w:link w:val="CommentText"/>
     <w:uiPriority w:val="99"/>
     <w:semiHidden/>
     <w:rsid w:val="00FC7D79"/>
@@ -5086,11 +6375,11 @@
       <w:szCs w:val="20"/>
     </w:rPr>
   </w:style>
-  <w:style w:type="paragraph" w:styleId="Asuntodelcomentario">
+  <w:style w:type="paragraph" w:styleId="CommentSubject">
     <w:name w:val="annotation subject"/>
-    <w:basedOn w:val="Textocomentario"/>
-    <w:next w:val="Textocomentario"/>
-    <w:link w:val="AsuntodelcomentarioCar"/>
+    <w:basedOn w:val="CommentText"/>
+    <w:next w:val="CommentText"/>
+    <w:link w:val="CommentSubjectChar"/>
     <w:uiPriority w:val="99"/>
     <w:semiHidden/>
     <w:unhideWhenUsed/>
@@ -5100,10 +6389,10 @@
       <w:bCs/>
     </w:rPr>
   </w:style>
-  <w:style w:type="character" w:customStyle="1" w:styleId="AsuntodelcomentarioCar">
-    <w:name w:val="Asunto del comentario Car"/>
-    <w:basedOn w:val="TextocomentarioCar"/>
-    <w:link w:val="Asuntodelcomentario"/>
+  <w:style w:type="character" w:customStyle="1" w:styleId="CommentSubjectChar">
+    <w:name w:val="Comment Subject Char"/>
+    <w:basedOn w:val="CommentTextChar"/>
+    <w:link w:val="CommentSubject"/>
     <w:uiPriority w:val="99"/>
     <w:semiHidden/>
     <w:rsid w:val="00FC7D79"/>
@@ -5114,7 +6403,7 @@
       <w:szCs w:val="20"/>
     </w:rPr>
   </w:style>
-  <w:style w:type="paragraph" w:styleId="Revisin">
+  <w:style w:type="paragraph" w:styleId="Revision">
     <w:name w:val="Revision"/>
     <w:hidden/>
     <w:uiPriority w:val="99"/>
@@ -5124,9 +6413,9 @@
       <w:spacing w:after="0" w:line="240" w:lineRule="auto"/>
     </w:pPr>
   </w:style>
-  <w:style w:type="table" w:styleId="Tabladecuadrcula2">
+  <w:style w:type="table" w:styleId="GridTable2">
     <w:name w:val="Grid Table 2"/>
-    <w:basedOn w:val="Tablanormal"/>
+    <w:basedOn w:val="TableNormal"/>
     <w:uiPriority w:val="47"/>
     <w:rsid w:val="008B1D2B"/>
     <w:pPr>
@@ -5199,9 +6488,9 @@
       </w:tcPr>
     </w:tblStylePr>
   </w:style>
-  <w:style w:type="table" w:styleId="Tablanormal3">
+  <w:style w:type="table" w:styleId="PlainTable3">
     <w:name w:val="Plain Table 3"/>
-    <w:basedOn w:val="Tablanormal"/>
+    <w:basedOn w:val="TableNormal"/>
     <w:uiPriority w:val="43"/>
     <w:rsid w:val="004078BE"/>
     <w:pPr>
@@ -5292,9 +6581,9 @@
       </w:tcPr>
     </w:tblStylePr>
   </w:style>
-  <w:style w:type="table" w:styleId="Tablaconcuadrcula2-nfasis3">
+  <w:style w:type="table" w:styleId="GridTable2-Accent3">
     <w:name w:val="Grid Table 2 Accent 3"/>
-    <w:basedOn w:val="Tablanormal"/>
+    <w:basedOn w:val="TableNormal"/>
     <w:uiPriority w:val="47"/>
     <w:rsid w:val="004078BE"/>
     <w:pPr>
@@ -5367,9 +6656,9 @@
       </w:tcPr>
     </w:tblStylePr>
   </w:style>
-  <w:style w:type="character" w:styleId="Mencinsinresolver">
+  <w:style w:type="character" w:styleId="UnresolvedMention">
     <w:name w:val="Unresolved Mention"/>
-    <w:basedOn w:val="Fuentedeprrafopredeter"/>
+    <w:basedOn w:val="DefaultParagraphFont"/>
     <w:uiPriority w:val="99"/>
     <w:semiHidden/>
     <w:unhideWhenUsed/>
@@ -5687,7 +6976,51 @@
 </file>
 
 <file path=customXml/item2.xml><?xml version="1.0" encoding="utf-8"?>
-<b:Sources xmlns:b="http://schemas.openxmlformats.org/officeDocument/2006/bibliography" xmlns="http://schemas.openxmlformats.org/officeDocument/2006/bibliography" SelectedStyle="\APASixthEditionOfficeOnline.xsl" StyleName="APA" Version="6"/>
+<p:properties xmlns:p="http://schemas.microsoft.com/office/2006/metadata/properties" xmlns:xsi="http://www.w3.org/2001/XMLSchema-instance" xmlns:pc="http://schemas.microsoft.com/office/infopath/2007/PartnerControls">
+  <documentManagement>
+    <SharedWithUsers xmlns="85e30bcc-d76c-4413-8e4d-2dce22fb0743">
+      <UserInfo>
+        <DisplayName>Dario Ernesto Correal Torres</DisplayName>
+        <AccountId>15</AccountId>
+        <AccountType/>
+      </UserInfo>
+      <UserInfo>
+        <DisplayName>Carlos Andres Lozano Garzon</DisplayName>
+        <AccountId>13</AccountId>
+        <AccountType/>
+      </UserInfo>
+      <UserInfo>
+        <DisplayName>Mario  Fernando De la rosa Rosero</DisplayName>
+        <AccountId>16</AccountId>
+        <AccountType/>
+      </UserInfo>
+      <UserInfo>
+        <DisplayName>Arturo Henao Chaparro</DisplayName>
+        <AccountId>48</AccountId>
+        <AccountType/>
+      </UserInfo>
+      <UserInfo>
+        <DisplayName>Luis Esteban Florez Salamanca</DisplayName>
+        <AccountId>33</AccountId>
+        <AccountType/>
+      </UserInfo>
+      <UserInfo>
+        <DisplayName>Christian Camilo Aparicio Baquen</DisplayName>
+        <AccountId>50</AccountId>
+        <AccountType/>
+      </UserInfo>
+      <UserInfo>
+        <DisplayName>Ivan David Salazar Cardenas</DisplayName>
+        <AccountId>52</AccountId>
+        <AccountType/>
+      </UserInfo>
+    </SharedWithUsers>
+    <TaxCatchAll xmlns="85e30bcc-d76c-4413-8e4d-2dce22fb0743" xsi:nil="true"/>
+    <lcf76f155ced4ddcb4097134ff3c332f xmlns="164883f8-7691-4ecf-b54a-664c0d0edefe">
+      <Terms xmlns="http://schemas.microsoft.com/office/infopath/2007/PartnerControls"/>
+    </lcf76f155ced4ddcb4097134ff3c332f>
+  </documentManagement>
+</p:properties>
 </file>
 
 <file path=customXml/item3.xml><?xml version="1.0" encoding="utf-8"?>
@@ -5928,51 +7261,7 @@
 </file>
 
 <file path=customXml/item4.xml><?xml version="1.0" encoding="utf-8"?>
-<p:properties xmlns:p="http://schemas.microsoft.com/office/2006/metadata/properties" xmlns:xsi="http://www.w3.org/2001/XMLSchema-instance" xmlns:pc="http://schemas.microsoft.com/office/infopath/2007/PartnerControls">
-  <documentManagement>
-    <SharedWithUsers xmlns="85e30bcc-d76c-4413-8e4d-2dce22fb0743">
-      <UserInfo>
-        <DisplayName>Dario Ernesto Correal Torres</DisplayName>
-        <AccountId>15</AccountId>
-        <AccountType/>
-      </UserInfo>
-      <UserInfo>
-        <DisplayName>Carlos Andres Lozano Garzon</DisplayName>
-        <AccountId>13</AccountId>
-        <AccountType/>
-      </UserInfo>
-      <UserInfo>
-        <DisplayName>Mario  Fernando De la rosa Rosero</DisplayName>
-        <AccountId>16</AccountId>
-        <AccountType/>
-      </UserInfo>
-      <UserInfo>
-        <DisplayName>Arturo Henao Chaparro</DisplayName>
-        <AccountId>48</AccountId>
-        <AccountType/>
-      </UserInfo>
-      <UserInfo>
-        <DisplayName>Luis Esteban Florez Salamanca</DisplayName>
-        <AccountId>33</AccountId>
-        <AccountType/>
-      </UserInfo>
-      <UserInfo>
-        <DisplayName>Christian Camilo Aparicio Baquen</DisplayName>
-        <AccountId>50</AccountId>
-        <AccountType/>
-      </UserInfo>
-      <UserInfo>
-        <DisplayName>Ivan David Salazar Cardenas</DisplayName>
-        <AccountId>52</AccountId>
-        <AccountType/>
-      </UserInfo>
-    </SharedWithUsers>
-    <TaxCatchAll xmlns="85e30bcc-d76c-4413-8e4d-2dce22fb0743" xsi:nil="true"/>
-    <lcf76f155ced4ddcb4097134ff3c332f xmlns="164883f8-7691-4ecf-b54a-664c0d0edefe">
-      <Terms xmlns="http://schemas.microsoft.com/office/infopath/2007/PartnerControls"/>
-    </lcf76f155ced4ddcb4097134ff3c332f>
-  </documentManagement>
-</p:properties>
+<b:Sources xmlns:b="http://schemas.openxmlformats.org/officeDocument/2006/bibliography" xmlns="http://schemas.openxmlformats.org/officeDocument/2006/bibliography" SelectedStyle="\APASixthEditionOfficeOnline.xsl" StyleName="APA" Version="6"/>
 </file>
 
 <file path=customXml/itemProps1.xml><?xml version="1.0" encoding="utf-8"?>
@@ -5984,9 +7273,12 @@
 </file>
 
 <file path=customXml/itemProps2.xml><?xml version="1.0" encoding="utf-8"?>
-<ds:datastoreItem xmlns:ds="http://schemas.openxmlformats.org/officeDocument/2006/customXml" ds:itemID="{794BE61C-5254-4531-868C-EC2590174185}">
+<ds:datastoreItem xmlns:ds="http://schemas.openxmlformats.org/officeDocument/2006/customXml" ds:itemID="{D3B4676A-CA48-4E6B-BABE-1535A7A288F6}">
   <ds:schemaRefs>
-    <ds:schemaRef ds:uri="http://schemas.openxmlformats.org/officeDocument/2006/bibliography"/>
+    <ds:schemaRef ds:uri="http://schemas.microsoft.com/office/2006/metadata/properties"/>
+    <ds:schemaRef ds:uri="http://schemas.microsoft.com/office/infopath/2007/PartnerControls"/>
+    <ds:schemaRef ds:uri="85e30bcc-d76c-4413-8e4d-2dce22fb0743"/>
+    <ds:schemaRef ds:uri="164883f8-7691-4ecf-b54a-664c0d0edefe"/>
   </ds:schemaRefs>
 </ds:datastoreItem>
 </file>
@@ -6011,12 +7303,9 @@
 </file>
 
 <file path=customXml/itemProps4.xml><?xml version="1.0" encoding="utf-8"?>
-<ds:datastoreItem xmlns:ds="http://schemas.openxmlformats.org/officeDocument/2006/customXml" ds:itemID="{D3B4676A-CA48-4E6B-BABE-1535A7A288F6}">
+<ds:datastoreItem xmlns:ds="http://schemas.openxmlformats.org/officeDocument/2006/customXml" ds:itemID="{794BE61C-5254-4531-868C-EC2590174185}">
   <ds:schemaRefs>
-    <ds:schemaRef ds:uri="http://schemas.microsoft.com/office/2006/metadata/properties"/>
-    <ds:schemaRef ds:uri="http://schemas.microsoft.com/office/infopath/2007/PartnerControls"/>
-    <ds:schemaRef ds:uri="85e30bcc-d76c-4413-8e4d-2dce22fb0743"/>
-    <ds:schemaRef ds:uri="164883f8-7691-4ecf-b54a-664c0d0edefe"/>
+    <ds:schemaRef ds:uri="http://schemas.openxmlformats.org/officeDocument/2006/bibliography"/>
   </ds:schemaRefs>
 </ds:datastoreItem>
 </file>